--- a/setup/SQL Server Database Connection.docx
+++ b/setup/SQL Server Database Connection.docx
@@ -1,6 +1,6 @@
 
 <file path=word/document.xml><?xml version="1.0" encoding="utf-8"?>
-<w:document xmlns:wpc="http://schemas.microsoft.com/office/word/2010/wordprocessingCanvas" xmlns:cx="http://schemas.microsoft.com/office/drawing/2014/chartex" xmlns:mc="http://schemas.openxmlformats.org/markup-compatibility/2006" xmlns:o="urn:schemas-microsoft-com:office:office" xmlns:r="http://schemas.openxmlformats.org/officeDocument/2006/relationships" xmlns:m="http://schemas.openxmlformats.org/officeDocument/2006/math" xmlns:v="urn:schemas-microsoft-com:vml" xmlns:wp14="http://schemas.microsoft.com/office/word/2010/wordprocessingDrawing" xmlns:wp="http://schemas.openxmlformats.org/drawingml/2006/wordprocessingDrawing" xmlns:w10="urn:schemas-microsoft-com:office:word" xmlns:w="http://schemas.openxmlformats.org/wordprocessingml/2006/main" xmlns:w14="http://schemas.microsoft.com/office/word/2010/wordml" xmlns:w15="http://schemas.microsoft.com/office/word/2012/wordml" xmlns:w16se="http://schemas.microsoft.com/office/word/2015/wordml/symex" xmlns:wpg="http://schemas.microsoft.com/office/word/2010/wordprocessingGroup" xmlns:wpi="http://schemas.microsoft.com/office/word/2010/wordprocessingInk" xmlns:wne="http://schemas.microsoft.com/office/word/2006/wordml" xmlns:wps="http://schemas.microsoft.com/office/word/2010/wordprocessingShape" mc:Ignorable="w14 w15 w16se wp14">
+<w:document xmlns:wpc="http://schemas.microsoft.com/office/word/2010/wordprocessingCanvas" xmlns:cx="http://schemas.microsoft.com/office/drawing/2014/chartex" xmlns:cx1="http://schemas.microsoft.com/office/drawing/2015/9/8/chartex" xmlns:cx2="http://schemas.microsoft.com/office/drawing/2015/10/21/chartex" xmlns:cx3="http://schemas.microsoft.com/office/drawing/2016/5/9/chartex" xmlns:cx4="http://schemas.microsoft.com/office/drawing/2016/5/10/chartex" xmlns:cx5="http://schemas.microsoft.com/office/drawing/2016/5/11/chartex" xmlns:cx6="http://schemas.microsoft.com/office/drawing/2016/5/12/chartex" xmlns:cx7="http://schemas.microsoft.com/office/drawing/2016/5/13/chartex" xmlns:cx8="http://schemas.microsoft.com/office/drawing/2016/5/14/chartex" xmlns:mc="http://schemas.openxmlformats.org/markup-compatibility/2006" xmlns:aink="http://schemas.microsoft.com/office/drawing/2016/ink" xmlns:am3d="http://schemas.microsoft.com/office/drawing/2017/model3d" xmlns:o="urn:schemas-microsoft-com:office:office" xmlns:oel="http://schemas.microsoft.com/office/2019/extlst" xmlns:r="http://schemas.openxmlformats.org/officeDocument/2006/relationships" xmlns:m="http://schemas.openxmlformats.org/officeDocument/2006/math" xmlns:v="urn:schemas-microsoft-com:vml" xmlns:wp14="http://schemas.microsoft.com/office/word/2010/wordprocessingDrawing" xmlns:wp="http://schemas.openxmlformats.org/drawingml/2006/wordprocessingDrawing" xmlns:w10="urn:schemas-microsoft-com:office:word" xmlns:w="http://schemas.openxmlformats.org/wordprocessingml/2006/main" xmlns:w14="http://schemas.microsoft.com/office/word/2010/wordml" xmlns:w15="http://schemas.microsoft.com/office/word/2012/wordml" xmlns:w16cex="http://schemas.microsoft.com/office/word/2018/wordml/cex" xmlns:w16cid="http://schemas.microsoft.com/office/word/2016/wordml/cid" xmlns:w16="http://schemas.microsoft.com/office/word/2018/wordml" xmlns:w16du="http://schemas.microsoft.com/office/word/2023/wordml/word16du" xmlns:w16sdtdh="http://schemas.microsoft.com/office/word/2020/wordml/sdtdatahash" xmlns:w16sdtfl="http://schemas.microsoft.com/office/word/2024/wordml/sdtformatlock" xmlns:w16se="http://schemas.microsoft.com/office/word/2015/wordml/symex" xmlns:wpg="http://schemas.microsoft.com/office/word/2010/wordprocessingGroup" xmlns:wpi="http://schemas.microsoft.com/office/word/2010/wordprocessingInk" xmlns:wne="http://schemas.microsoft.com/office/word/2006/wordml" xmlns:wps="http://schemas.microsoft.com/office/word/2010/wordprocessingShape" mc:Ignorable="w14 w15 w16se w16cid w16 w16cex w16sdtdh w16sdtfl w16du wp14">
   <w:body>
     <w:p>
       <w:pPr>
@@ -52,27 +52,7 @@
           <w:i/>
           <w:iCs/>
         </w:rPr>
-        <w:t>"</w:t>
-      </w:r>
-      <w:proofErr w:type="spellStart"/>
-      <w:r>
-        <w:rPr>
-          <w:rFonts w:ascii="Courier New" w:hAnsi="Courier New" w:cs="Courier New"/>
-          <w:bCs/>
-          <w:i/>
-          <w:iCs/>
-        </w:rPr>
-        <w:t>ConnectionStrings</w:t>
-      </w:r>
-      <w:proofErr w:type="spellEnd"/>
-      <w:r>
-        <w:rPr>
-          <w:rFonts w:ascii="Courier New" w:hAnsi="Courier New" w:cs="Courier New"/>
-          <w:bCs/>
-          <w:i/>
-          <w:iCs/>
-        </w:rPr>
-        <w:t>": {</w:t>
+        <w:t>"ConnectionStrings": {</w:t>
       </w:r>
     </w:p>
     <w:p>
@@ -101,7 +81,6 @@
         </w:rPr>
         <w:t>"</w:t>
       </w:r>
-      <w:proofErr w:type="spellStart"/>
       <w:r>
         <w:rPr>
           <w:rFonts w:ascii="Courier New" w:hAnsi="Courier New" w:cs="Courier New"/>
@@ -135,7 +114,6 @@
         </w:rPr>
         <w:t>DB</w:t>
       </w:r>
-      <w:proofErr w:type="spellEnd"/>
       <w:r>
         <w:rPr>
           <w:rFonts w:ascii="Courier New" w:hAnsi="Courier New" w:cs="Courier New"/>
@@ -190,47 +168,25 @@
           <w:b/>
           <w:color w:val="FF0000"/>
         </w:rPr>
-        <w:t xml:space="preserve"> </w:t>
-      </w:r>
-      <w:proofErr w:type="spellStart"/>
-      <w:proofErr w:type="gramStart"/>
+        <w:t xml:space="preserve"> BookManagementDb</w:t>
+      </w:r>
+      <w:r>
+        <w:rPr>
+          <w:rFonts w:ascii="Courier New" w:hAnsi="Courier New" w:cs="Courier New"/>
+          <w:bCs/>
+          <w:i/>
+          <w:iCs/>
+        </w:rPr>
+        <w:t>;uid=</w:t>
+      </w:r>
       <w:r>
         <w:rPr>
           <w:rFonts w:ascii="Courier New" w:hAnsi="Courier New" w:cs="Courier New"/>
           <w:b/>
+          <w:i/>
+          <w:iCs/>
           <w:color w:val="FF0000"/>
         </w:rPr>
-        <w:t>BookManagementDb</w:t>
-      </w:r>
-      <w:r>
-        <w:rPr>
-          <w:rFonts w:ascii="Courier New" w:hAnsi="Courier New" w:cs="Courier New"/>
-          <w:bCs/>
-          <w:i/>
-          <w:iCs/>
-        </w:rPr>
-        <w:t>;uid</w:t>
-      </w:r>
-      <w:proofErr w:type="spellEnd"/>
-      <w:proofErr w:type="gramEnd"/>
-      <w:r>
-        <w:rPr>
-          <w:rFonts w:ascii="Courier New" w:hAnsi="Courier New" w:cs="Courier New"/>
-          <w:bCs/>
-          <w:i/>
-          <w:iCs/>
-        </w:rPr>
-        <w:t>=</w:t>
-      </w:r>
-      <w:proofErr w:type="spellStart"/>
-      <w:r>
-        <w:rPr>
-          <w:rFonts w:ascii="Courier New" w:hAnsi="Courier New" w:cs="Courier New"/>
-          <w:b/>
-          <w:i/>
-          <w:iCs/>
-          <w:color w:val="FF0000"/>
-        </w:rPr>
         <w:t>sa</w:t>
       </w:r>
       <w:r>
@@ -240,17 +196,7 @@
           <w:i/>
           <w:iCs/>
         </w:rPr>
-        <w:t>;pwd</w:t>
-      </w:r>
-      <w:proofErr w:type="spellEnd"/>
-      <w:r>
-        <w:rPr>
-          <w:rFonts w:ascii="Courier New" w:hAnsi="Courier New" w:cs="Courier New"/>
-          <w:bCs/>
-          <w:i/>
-          <w:iCs/>
-        </w:rPr>
-        <w:t>=</w:t>
+        <w:t>;pwd=</w:t>
       </w:r>
       <w:r>
         <w:rPr>
@@ -282,25 +228,14 @@
         </w:rPr>
         <w:t xml:space="preserve"> </w:t>
       </w:r>
-      <w:proofErr w:type="spellStart"/>
-      <w:r>
-        <w:rPr>
-          <w:rFonts w:ascii="Courier New" w:hAnsi="Courier New" w:cs="Courier New"/>
-          <w:bCs/>
-          <w:i/>
-          <w:iCs/>
-        </w:rPr>
-        <w:t>TrustServerCertificate</w:t>
-      </w:r>
-      <w:proofErr w:type="spellEnd"/>
-      <w:r>
-        <w:rPr>
-          <w:rFonts w:ascii="Courier New" w:hAnsi="Courier New" w:cs="Courier New"/>
-          <w:bCs/>
-          <w:i/>
-          <w:iCs/>
-        </w:rPr>
-        <w:t>=True"</w:t>
+      <w:r>
+        <w:rPr>
+          <w:rFonts w:ascii="Courier New" w:hAnsi="Courier New" w:cs="Courier New"/>
+          <w:bCs/>
+          <w:i/>
+          <w:iCs/>
+        </w:rPr>
+        <w:t>TrustServerCertificate=True"</w:t>
       </w:r>
     </w:p>
     <w:p>
@@ -391,38 +326,7 @@
           <w:i/>
           <w:iCs/>
         </w:rPr>
-        <w:t xml:space="preserve">private string </w:t>
-      </w:r>
-      <w:proofErr w:type="spellStart"/>
-      <w:proofErr w:type="gramStart"/>
-      <w:r>
-        <w:rPr>
-          <w:rFonts w:ascii="Courier New" w:hAnsi="Courier New" w:cs="Courier New"/>
-          <w:bCs/>
-          <w:i/>
-          <w:iCs/>
-        </w:rPr>
-        <w:t>GetConnectionString</w:t>
-      </w:r>
-      <w:proofErr w:type="spellEnd"/>
-      <w:r>
-        <w:rPr>
-          <w:rFonts w:ascii="Courier New" w:hAnsi="Courier New" w:cs="Courier New"/>
-          <w:bCs/>
-          <w:i/>
-          <w:iCs/>
-        </w:rPr>
-        <w:t>(</w:t>
-      </w:r>
-      <w:proofErr w:type="gramEnd"/>
-      <w:r>
-        <w:rPr>
-          <w:rFonts w:ascii="Courier New" w:hAnsi="Courier New" w:cs="Courier New"/>
-          <w:bCs/>
-          <w:i/>
-          <w:iCs/>
-        </w:rPr>
-        <w:t>)</w:t>
+        <w:t>private string GetConnectionString()</w:t>
       </w:r>
     </w:p>
     <w:p>
@@ -470,76 +374,14 @@
           <w:iCs/>
         </w:rPr>
       </w:pPr>
-      <w:proofErr w:type="spellStart"/>
-      <w:r>
-        <w:rPr>
-          <w:rFonts w:ascii="Courier New" w:hAnsi="Courier New" w:cs="Courier New"/>
-          <w:bCs/>
-          <w:i/>
-          <w:iCs/>
-        </w:rPr>
-        <w:t>IConfiguration</w:t>
-      </w:r>
-      <w:proofErr w:type="spellEnd"/>
-      <w:r>
-        <w:rPr>
-          <w:rFonts w:ascii="Courier New" w:hAnsi="Courier New" w:cs="Courier New"/>
-          <w:bCs/>
-          <w:i/>
-          <w:iCs/>
-        </w:rPr>
-        <w:t xml:space="preserve"> </w:t>
-      </w:r>
-      <w:proofErr w:type="spellStart"/>
-      <w:r>
-        <w:rPr>
-          <w:rFonts w:ascii="Courier New" w:hAnsi="Courier New" w:cs="Courier New"/>
-          <w:bCs/>
-          <w:i/>
-          <w:iCs/>
-        </w:rPr>
-        <w:t>config</w:t>
-      </w:r>
-      <w:proofErr w:type="spellEnd"/>
-      <w:r>
-        <w:rPr>
-          <w:rFonts w:ascii="Courier New" w:hAnsi="Courier New" w:cs="Courier New"/>
-          <w:bCs/>
-          <w:i/>
-          <w:iCs/>
-        </w:rPr>
-        <w:t xml:space="preserve"> = new </w:t>
-      </w:r>
-      <w:proofErr w:type="spellStart"/>
-      <w:proofErr w:type="gramStart"/>
-      <w:r>
-        <w:rPr>
-          <w:rFonts w:ascii="Courier New" w:hAnsi="Courier New" w:cs="Courier New"/>
-          <w:bCs/>
-          <w:i/>
-          <w:iCs/>
-        </w:rPr>
-        <w:t>ConfigurationBuilder</w:t>
-      </w:r>
-      <w:proofErr w:type="spellEnd"/>
-      <w:r>
-        <w:rPr>
-          <w:rFonts w:ascii="Courier New" w:hAnsi="Courier New" w:cs="Courier New"/>
-          <w:bCs/>
-          <w:i/>
-          <w:iCs/>
-        </w:rPr>
-        <w:t>(</w:t>
-      </w:r>
-      <w:proofErr w:type="gramEnd"/>
-      <w:r>
-        <w:rPr>
-          <w:rFonts w:ascii="Courier New" w:hAnsi="Courier New" w:cs="Courier New"/>
-          <w:bCs/>
-          <w:i/>
-          <w:iCs/>
-        </w:rPr>
-        <w:t>)</w:t>
+      <w:r>
+        <w:rPr>
+          <w:rFonts w:ascii="Courier New" w:hAnsi="Courier New" w:cs="Courier New"/>
+          <w:bCs/>
+          <w:i/>
+          <w:iCs/>
+        </w:rPr>
+        <w:t>IConfiguration config = new ConfigurationBuilder()</w:t>
       </w:r>
     </w:p>
     <w:p>
@@ -578,56 +420,14 @@
         </w:rPr>
         <w:tab/>
       </w:r>
-      <w:proofErr w:type="gramStart"/>
-      <w:r>
-        <w:rPr>
-          <w:rFonts w:ascii="Courier New" w:hAnsi="Courier New" w:cs="Courier New"/>
-          <w:bCs/>
-          <w:i/>
-          <w:iCs/>
-        </w:rPr>
-        <w:t>.</w:t>
-      </w:r>
-      <w:proofErr w:type="spellStart"/>
-      <w:r>
-        <w:rPr>
-          <w:rFonts w:ascii="Courier New" w:hAnsi="Courier New" w:cs="Courier New"/>
-          <w:bCs/>
-          <w:i/>
-          <w:iCs/>
-        </w:rPr>
-        <w:t>SetBasePath</w:t>
-      </w:r>
-      <w:proofErr w:type="spellEnd"/>
-      <w:proofErr w:type="gramEnd"/>
-      <w:r>
-        <w:rPr>
-          <w:rFonts w:ascii="Courier New" w:hAnsi="Courier New" w:cs="Courier New"/>
-          <w:bCs/>
-          <w:i/>
-          <w:iCs/>
-        </w:rPr>
-        <w:t>(</w:t>
-      </w:r>
-      <w:proofErr w:type="spellStart"/>
-      <w:r>
-        <w:rPr>
-          <w:rFonts w:ascii="Courier New" w:hAnsi="Courier New" w:cs="Courier New"/>
-          <w:bCs/>
-          <w:i/>
-          <w:iCs/>
-        </w:rPr>
-        <w:t>Directory.GetCurrentDirectory</w:t>
-      </w:r>
-      <w:proofErr w:type="spellEnd"/>
-      <w:r>
-        <w:rPr>
-          <w:rFonts w:ascii="Courier New" w:hAnsi="Courier New" w:cs="Courier New"/>
-          <w:bCs/>
-          <w:i/>
-          <w:iCs/>
-        </w:rPr>
-        <w:t>())</w:t>
+      <w:r>
+        <w:rPr>
+          <w:rFonts w:ascii="Courier New" w:hAnsi="Courier New" w:cs="Courier New"/>
+          <w:bCs/>
+          <w:i/>
+          <w:iCs/>
+        </w:rPr>
+        <w:t>.SetBasePath(Directory.GetCurrentDirectory())</w:t>
       </w:r>
     </w:p>
     <w:p>
@@ -657,36 +457,14 @@
         </w:rPr>
         <w:t xml:space="preserve">            </w:t>
       </w:r>
-      <w:proofErr w:type="gramStart"/>
-      <w:r>
-        <w:rPr>
-          <w:rFonts w:ascii="Courier New" w:hAnsi="Courier New" w:cs="Courier New"/>
-          <w:bCs/>
-          <w:i/>
-          <w:iCs/>
-        </w:rPr>
-        <w:t>.</w:t>
-      </w:r>
-      <w:proofErr w:type="spellStart"/>
-      <w:r>
-        <w:rPr>
-          <w:rFonts w:ascii="Courier New" w:hAnsi="Courier New" w:cs="Courier New"/>
-          <w:bCs/>
-          <w:i/>
-          <w:iCs/>
-        </w:rPr>
-        <w:t>AddJsonFile</w:t>
-      </w:r>
-      <w:proofErr w:type="spellEnd"/>
-      <w:proofErr w:type="gramEnd"/>
-      <w:r>
-        <w:rPr>
-          <w:rFonts w:ascii="Courier New" w:hAnsi="Courier New" w:cs="Courier New"/>
-          <w:bCs/>
-          <w:i/>
-          <w:iCs/>
-        </w:rPr>
-        <w:t>("</w:t>
+      <w:r>
+        <w:rPr>
+          <w:rFonts w:ascii="Courier New" w:hAnsi="Courier New" w:cs="Courier New"/>
+          <w:bCs/>
+          <w:i/>
+          <w:iCs/>
+        </w:rPr>
+        <w:t>.AddJsonFile("</w:t>
       </w:r>
       <w:r>
         <w:rPr>
@@ -697,49 +475,16 @@
           <w:iCs/>
           <w:color w:val="FF0000"/>
         </w:rPr>
-        <w:t>appsettings.</w:t>
-      </w:r>
-      <w:proofErr w:type="spellStart"/>
-      <w:r>
-        <w:rPr>
-          <w:rFonts w:ascii="Courier New" w:hAnsi="Courier New" w:cs="Courier New"/>
-          <w:b/>
-          <w:bCs/>
-          <w:i/>
-          <w:iCs/>
-          <w:color w:val="FF0000"/>
-        </w:rPr>
-        <w:t>json</w:t>
-      </w:r>
-      <w:proofErr w:type="spellEnd"/>
-      <w:r>
-        <w:rPr>
-          <w:rFonts w:ascii="Courier New" w:hAnsi="Courier New" w:cs="Courier New"/>
-          <w:bCs/>
-          <w:i/>
-          <w:iCs/>
-        </w:rPr>
-        <w:t>",</w:t>
-      </w:r>
-      <w:proofErr w:type="spellStart"/>
-      <w:r>
-        <w:rPr>
-          <w:rFonts w:ascii="Courier New" w:hAnsi="Courier New" w:cs="Courier New"/>
-          <w:bCs/>
-          <w:i/>
-          <w:iCs/>
-        </w:rPr>
-        <w:t>true,true</w:t>
-      </w:r>
-      <w:proofErr w:type="spellEnd"/>
-      <w:r>
-        <w:rPr>
-          <w:rFonts w:ascii="Courier New" w:hAnsi="Courier New" w:cs="Courier New"/>
-          <w:bCs/>
-          <w:i/>
-          <w:iCs/>
-        </w:rPr>
-        <w:t>)</w:t>
+        <w:t>appsettings.json</w:t>
+      </w:r>
+      <w:r>
+        <w:rPr>
+          <w:rFonts w:ascii="Courier New" w:hAnsi="Courier New" w:cs="Courier New"/>
+          <w:bCs/>
+          <w:i/>
+          <w:iCs/>
+        </w:rPr>
+        <w:t>",true,true)</w:t>
       </w:r>
     </w:p>
     <w:p>
@@ -769,25 +514,14 @@
         </w:rPr>
         <w:t xml:space="preserve">            </w:t>
       </w:r>
-      <w:proofErr w:type="gramStart"/>
-      <w:r>
-        <w:rPr>
-          <w:rFonts w:ascii="Courier New" w:hAnsi="Courier New" w:cs="Courier New"/>
-          <w:bCs/>
-          <w:i/>
-          <w:iCs/>
-        </w:rPr>
-        <w:t>.Build</w:t>
-      </w:r>
-      <w:proofErr w:type="gramEnd"/>
-      <w:r>
-        <w:rPr>
-          <w:rFonts w:ascii="Courier New" w:hAnsi="Courier New" w:cs="Courier New"/>
-          <w:bCs/>
-          <w:i/>
-          <w:iCs/>
-        </w:rPr>
-        <w:t>();</w:t>
+      <w:r>
+        <w:rPr>
+          <w:rFonts w:ascii="Courier New" w:hAnsi="Courier New" w:cs="Courier New"/>
+          <w:bCs/>
+          <w:i/>
+          <w:iCs/>
+        </w:rPr>
+        <w:t>.Build();</w:t>
       </w:r>
     </w:p>
     <w:p>
@@ -808,76 +542,14 @@
           <w:iCs/>
         </w:rPr>
       </w:pPr>
-      <w:proofErr w:type="spellStart"/>
-      <w:r>
-        <w:rPr>
-          <w:rFonts w:ascii="Courier New" w:hAnsi="Courier New" w:cs="Courier New"/>
-          <w:bCs/>
-          <w:i/>
-          <w:iCs/>
-        </w:rPr>
-        <w:t>var</w:t>
-      </w:r>
-      <w:proofErr w:type="spellEnd"/>
-      <w:r>
-        <w:rPr>
-          <w:rFonts w:ascii="Courier New" w:hAnsi="Courier New" w:cs="Courier New"/>
-          <w:bCs/>
-          <w:i/>
-          <w:iCs/>
-        </w:rPr>
-        <w:t xml:space="preserve"> </w:t>
-      </w:r>
-      <w:proofErr w:type="spellStart"/>
-      <w:r>
-        <w:rPr>
-          <w:rFonts w:ascii="Courier New" w:hAnsi="Courier New" w:cs="Courier New"/>
-          <w:bCs/>
-          <w:i/>
-          <w:iCs/>
-        </w:rPr>
-        <w:t>strConn</w:t>
-      </w:r>
-      <w:proofErr w:type="spellEnd"/>
-      <w:r>
-        <w:rPr>
-          <w:rFonts w:ascii="Courier New" w:hAnsi="Courier New" w:cs="Courier New"/>
-          <w:bCs/>
-          <w:i/>
-          <w:iCs/>
-        </w:rPr>
-        <w:t xml:space="preserve"> = </w:t>
-      </w:r>
-      <w:proofErr w:type="spellStart"/>
-      <w:r>
-        <w:rPr>
-          <w:rFonts w:ascii="Courier New" w:hAnsi="Courier New" w:cs="Courier New"/>
-          <w:bCs/>
-          <w:i/>
-          <w:iCs/>
-        </w:rPr>
-        <w:t>config</w:t>
-      </w:r>
-      <w:proofErr w:type="spellEnd"/>
-      <w:r>
-        <w:rPr>
-          <w:rFonts w:ascii="Courier New" w:hAnsi="Courier New" w:cs="Courier New"/>
-          <w:bCs/>
-          <w:i/>
-          <w:iCs/>
-        </w:rPr>
-        <w:t>["</w:t>
-      </w:r>
-      <w:proofErr w:type="spellStart"/>
-      <w:proofErr w:type="gramStart"/>
-      <w:r>
-        <w:rPr>
-          <w:rFonts w:ascii="Courier New" w:hAnsi="Courier New" w:cs="Courier New"/>
-          <w:bCs/>
-          <w:i/>
-          <w:iCs/>
-        </w:rPr>
-        <w:t>ConnectionStrings:</w:t>
+      <w:r>
+        <w:rPr>
+          <w:rFonts w:ascii="Courier New" w:hAnsi="Courier New" w:cs="Courier New"/>
+          <w:bCs/>
+          <w:i/>
+          <w:iCs/>
+        </w:rPr>
+        <w:t>var strConn = config["ConnectionStrings:</w:t>
       </w:r>
       <w:r>
         <w:rPr>
@@ -890,8 +562,6 @@
         </w:rPr>
         <w:t>DefaultConnectionStringDB</w:t>
       </w:r>
-      <w:proofErr w:type="spellEnd"/>
-      <w:proofErr w:type="gramEnd"/>
       <w:r>
         <w:rPr>
           <w:rFonts w:ascii="Courier New" w:hAnsi="Courier New" w:cs="Courier New"/>
@@ -946,27 +616,7 @@
           <w:i/>
           <w:iCs/>
         </w:rPr>
-        <w:t xml:space="preserve">return </w:t>
-      </w:r>
-      <w:proofErr w:type="spellStart"/>
-      <w:r>
-        <w:rPr>
-          <w:rFonts w:ascii="Courier New" w:hAnsi="Courier New" w:cs="Courier New"/>
-          <w:bCs/>
-          <w:i/>
-          <w:iCs/>
-        </w:rPr>
-        <w:t>strConn</w:t>
-      </w:r>
-      <w:proofErr w:type="spellEnd"/>
-      <w:r>
-        <w:rPr>
-          <w:rFonts w:ascii="Courier New" w:hAnsi="Courier New" w:cs="Courier New"/>
-          <w:bCs/>
-          <w:i/>
-          <w:iCs/>
-        </w:rPr>
-        <w:t>;</w:t>
+        <w:t>return strConn;</w:t>
       </w:r>
     </w:p>
     <w:p>
@@ -1024,104 +674,34 @@
       <w:bookmarkStart w:id="0" w:name="_Hlk108479009"/>
       <w:bookmarkStart w:id="1" w:name="OLE_LINK29"/>
       <w:bookmarkStart w:id="2" w:name="OLE_LINK35"/>
-      <w:proofErr w:type="spellStart"/>
-      <w:r>
-        <w:rPr>
-          <w:rFonts w:ascii="Courier New" w:hAnsi="Courier New" w:cs="Courier New"/>
-        </w:rPr>
-        <w:t>dotnet</w:t>
-      </w:r>
-      <w:proofErr w:type="spellEnd"/>
-      <w:r>
-        <w:rPr>
-          <w:rFonts w:ascii="Courier New" w:hAnsi="Courier New" w:cs="Courier New"/>
-        </w:rPr>
-        <w:t xml:space="preserve"> </w:t>
-      </w:r>
-      <w:proofErr w:type="spellStart"/>
-      <w:r>
-        <w:rPr>
-          <w:rFonts w:ascii="Courier New" w:hAnsi="Courier New" w:cs="Courier New"/>
-        </w:rPr>
-        <w:t>ef</w:t>
-      </w:r>
-      <w:proofErr w:type="spellEnd"/>
-      <w:r>
-        <w:rPr>
-          <w:rFonts w:ascii="Courier New" w:hAnsi="Courier New" w:cs="Courier New"/>
-        </w:rPr>
-        <w:t xml:space="preserve"> </w:t>
-      </w:r>
-      <w:proofErr w:type="spellStart"/>
-      <w:r>
-        <w:rPr>
-          <w:rFonts w:ascii="Courier New" w:hAnsi="Courier New" w:cs="Courier New"/>
-        </w:rPr>
-        <w:t>dbcontext</w:t>
-      </w:r>
-      <w:proofErr w:type="spellEnd"/>
-      <w:r>
-        <w:rPr>
-          <w:rFonts w:ascii="Courier New" w:hAnsi="Courier New" w:cs="Courier New"/>
-        </w:rPr>
-        <w:t xml:space="preserve"> scaffold "</w:t>
+      <w:r>
+        <w:rPr>
+          <w:rFonts w:ascii="Courier New" w:hAnsi="Courier New" w:cs="Courier New"/>
+        </w:rPr>
+        <w:t>dotnet ef dbcontext scaffold "</w:t>
       </w:r>
       <w:r>
         <w:rPr>
           <w:rFonts w:ascii="Courier New" w:hAnsi="Courier New" w:cs="Courier New"/>
           <w:color w:val="000000" w:themeColor="text1"/>
         </w:rPr>
-        <w:t>Server=(local</w:t>
-      </w:r>
-      <w:proofErr w:type="gramStart"/>
+        <w:t>Server=(local);uid=</w:t>
+      </w:r>
+      <w:r>
+        <w:rPr>
+          <w:rFonts w:ascii="Courier New" w:hAnsi="Courier New" w:cs="Courier New"/>
+          <w:b/>
+          <w:bCs/>
+          <w:color w:val="FF0000"/>
+        </w:rPr>
+        <w:t>sa</w:t>
+      </w:r>
       <w:r>
         <w:rPr>
           <w:rFonts w:ascii="Courier New" w:hAnsi="Courier New" w:cs="Courier New"/>
           <w:color w:val="000000" w:themeColor="text1"/>
         </w:rPr>
-        <w:t>);</w:t>
-      </w:r>
-      <w:proofErr w:type="spellStart"/>
-      <w:r>
-        <w:rPr>
-          <w:rFonts w:ascii="Courier New" w:hAnsi="Courier New" w:cs="Courier New"/>
-          <w:color w:val="000000" w:themeColor="text1"/>
-        </w:rPr>
-        <w:t>uid</w:t>
-      </w:r>
-      <w:proofErr w:type="spellEnd"/>
-      <w:proofErr w:type="gramEnd"/>
-      <w:r>
-        <w:rPr>
-          <w:rFonts w:ascii="Courier New" w:hAnsi="Courier New" w:cs="Courier New"/>
-          <w:color w:val="000000" w:themeColor="text1"/>
-        </w:rPr>
-        <w:t>=</w:t>
-      </w:r>
-      <w:proofErr w:type="spellStart"/>
-      <w:r>
-        <w:rPr>
-          <w:rFonts w:ascii="Courier New" w:hAnsi="Courier New" w:cs="Courier New"/>
-          <w:b/>
-          <w:bCs/>
-          <w:color w:val="FF0000"/>
-        </w:rPr>
-        <w:t>sa</w:t>
-      </w:r>
-      <w:r>
-        <w:rPr>
-          <w:rFonts w:ascii="Courier New" w:hAnsi="Courier New" w:cs="Courier New"/>
-          <w:color w:val="000000" w:themeColor="text1"/>
-        </w:rPr>
-        <w:t>;pwd</w:t>
-      </w:r>
-      <w:proofErr w:type="spellEnd"/>
-      <w:r>
-        <w:rPr>
-          <w:rFonts w:ascii="Courier New" w:hAnsi="Courier New" w:cs="Courier New"/>
-          <w:color w:val="000000" w:themeColor="text1"/>
-        </w:rPr>
-        <w:t>=</w:t>
+        <w:t>;pwd=</w:t>
       </w:r>
       <w:r>
         <w:rPr>
@@ -1146,63 +726,14 @@
           <w:b/>
           <w:color w:val="FF0000"/>
         </w:rPr>
-        <w:t xml:space="preserve"> </w:t>
-      </w:r>
-      <w:proofErr w:type="spellStart"/>
-      <w:r>
-        <w:rPr>
-          <w:rFonts w:ascii="Courier New" w:hAnsi="Courier New" w:cs="Courier New"/>
-          <w:b/>
-          <w:color w:val="FF0000"/>
-        </w:rPr>
-        <w:t>BookManagementDb</w:t>
+        <w:t xml:space="preserve"> BookManagementDb</w:t>
       </w:r>
       <w:r>
         <w:rPr>
           <w:rFonts w:ascii="Courier New" w:hAnsi="Courier New" w:cs="Courier New"/>
           <w:color w:val="000000" w:themeColor="text1"/>
         </w:rPr>
-        <w:t>;TrustServerCertificate</w:t>
-      </w:r>
-      <w:proofErr w:type="spellEnd"/>
-      <w:r>
-        <w:rPr>
-          <w:rFonts w:ascii="Courier New" w:hAnsi="Courier New" w:cs="Courier New"/>
-          <w:color w:val="000000" w:themeColor="text1"/>
-        </w:rPr>
-        <w:t xml:space="preserve">=True" </w:t>
-      </w:r>
-      <w:proofErr w:type="spellStart"/>
-      <w:r>
-        <w:rPr>
-          <w:rFonts w:ascii="Courier New" w:hAnsi="Courier New" w:cs="Courier New"/>
-          <w:color w:val="000000" w:themeColor="text1"/>
-        </w:rPr>
-        <w:t>Microsoft.EntityFrameworkCore.SqlServer</w:t>
-      </w:r>
-      <w:proofErr w:type="spellEnd"/>
-      <w:r>
-        <w:rPr>
-          <w:rFonts w:ascii="Courier New" w:hAnsi="Courier New" w:cs="Courier New"/>
-          <w:color w:val="000000" w:themeColor="text1"/>
-        </w:rPr>
-        <w:t xml:space="preserve"> --output-</w:t>
-      </w:r>
-      <w:proofErr w:type="spellStart"/>
-      <w:r>
-        <w:rPr>
-          <w:rFonts w:ascii="Courier New" w:hAnsi="Courier New" w:cs="Courier New"/>
-          <w:color w:val="000000" w:themeColor="text1"/>
-        </w:rPr>
-        <w:t>dir</w:t>
-      </w:r>
-      <w:proofErr w:type="spellEnd"/>
-      <w:r>
-        <w:rPr>
-          <w:rFonts w:ascii="Courier New" w:hAnsi="Courier New" w:cs="Courier New"/>
-          <w:color w:val="000000" w:themeColor="text1"/>
-        </w:rPr>
-        <w:t xml:space="preserve"> </w:t>
+        <w:t xml:space="preserve">;TrustServerCertificate=True" Microsoft.EntityFrameworkCore.SqlServer --output-dir </w:t>
       </w:r>
       <w:r>
         <w:rPr>
@@ -1257,104 +788,34 @@
           <w:color w:val="000000" w:themeColor="text1"/>
         </w:rPr>
       </w:pPr>
-      <w:proofErr w:type="spellStart"/>
-      <w:r>
-        <w:rPr>
-          <w:rFonts w:ascii="Courier New" w:hAnsi="Courier New" w:cs="Courier New"/>
-        </w:rPr>
-        <w:t>dotnet</w:t>
-      </w:r>
-      <w:proofErr w:type="spellEnd"/>
-      <w:r>
-        <w:rPr>
-          <w:rFonts w:ascii="Courier New" w:hAnsi="Courier New" w:cs="Courier New"/>
-        </w:rPr>
-        <w:t xml:space="preserve"> </w:t>
-      </w:r>
-      <w:proofErr w:type="spellStart"/>
-      <w:r>
-        <w:rPr>
-          <w:rFonts w:ascii="Courier New" w:hAnsi="Courier New" w:cs="Courier New"/>
-        </w:rPr>
-        <w:t>ef</w:t>
-      </w:r>
-      <w:proofErr w:type="spellEnd"/>
-      <w:r>
-        <w:rPr>
-          <w:rFonts w:ascii="Courier New" w:hAnsi="Courier New" w:cs="Courier New"/>
-        </w:rPr>
-        <w:t xml:space="preserve"> </w:t>
-      </w:r>
-      <w:proofErr w:type="spellStart"/>
-      <w:r>
-        <w:rPr>
-          <w:rFonts w:ascii="Courier New" w:hAnsi="Courier New" w:cs="Courier New"/>
-        </w:rPr>
-        <w:t>dbcontext</w:t>
-      </w:r>
-      <w:proofErr w:type="spellEnd"/>
-      <w:r>
-        <w:rPr>
-          <w:rFonts w:ascii="Courier New" w:hAnsi="Courier New" w:cs="Courier New"/>
-        </w:rPr>
-        <w:t xml:space="preserve"> scaffold "</w:t>
+      <w:r>
+        <w:rPr>
+          <w:rFonts w:ascii="Courier New" w:hAnsi="Courier New" w:cs="Courier New"/>
+        </w:rPr>
+        <w:t>dotnet ef dbcontext scaffold "</w:t>
       </w:r>
       <w:r>
         <w:rPr>
           <w:rFonts w:ascii="Courier New" w:hAnsi="Courier New" w:cs="Courier New"/>
           <w:color w:val="000000" w:themeColor="text1"/>
         </w:rPr>
-        <w:t>Server=(local</w:t>
-      </w:r>
-      <w:proofErr w:type="gramStart"/>
+        <w:t>Server=(local);uid=</w:t>
+      </w:r>
+      <w:r>
+        <w:rPr>
+          <w:rFonts w:ascii="Courier New" w:hAnsi="Courier New" w:cs="Courier New"/>
+          <w:b/>
+          <w:bCs/>
+          <w:color w:val="FF0000"/>
+        </w:rPr>
+        <w:t>sa</w:t>
+      </w:r>
       <w:r>
         <w:rPr>
           <w:rFonts w:ascii="Courier New" w:hAnsi="Courier New" w:cs="Courier New"/>
           <w:color w:val="000000" w:themeColor="text1"/>
         </w:rPr>
-        <w:t>);</w:t>
-      </w:r>
-      <w:proofErr w:type="spellStart"/>
-      <w:r>
-        <w:rPr>
-          <w:rFonts w:ascii="Courier New" w:hAnsi="Courier New" w:cs="Courier New"/>
-          <w:color w:val="000000" w:themeColor="text1"/>
-        </w:rPr>
-        <w:t>uid</w:t>
-      </w:r>
-      <w:proofErr w:type="spellEnd"/>
-      <w:proofErr w:type="gramEnd"/>
-      <w:r>
-        <w:rPr>
-          <w:rFonts w:ascii="Courier New" w:hAnsi="Courier New" w:cs="Courier New"/>
-          <w:color w:val="000000" w:themeColor="text1"/>
-        </w:rPr>
-        <w:t>=</w:t>
-      </w:r>
-      <w:proofErr w:type="spellStart"/>
-      <w:r>
-        <w:rPr>
-          <w:rFonts w:ascii="Courier New" w:hAnsi="Courier New" w:cs="Courier New"/>
-          <w:b/>
-          <w:bCs/>
-          <w:color w:val="FF0000"/>
-        </w:rPr>
-        <w:t>sa</w:t>
-      </w:r>
-      <w:r>
-        <w:rPr>
-          <w:rFonts w:ascii="Courier New" w:hAnsi="Courier New" w:cs="Courier New"/>
-          <w:color w:val="000000" w:themeColor="text1"/>
-        </w:rPr>
-        <w:t>;pwd</w:t>
-      </w:r>
-      <w:proofErr w:type="spellEnd"/>
-      <w:r>
-        <w:rPr>
-          <w:rFonts w:ascii="Courier New" w:hAnsi="Courier New" w:cs="Courier New"/>
-          <w:color w:val="000000" w:themeColor="text1"/>
-        </w:rPr>
-        <w:t>=</w:t>
+        <w:t>;pwd=</w:t>
       </w:r>
       <w:r>
         <w:rPr>
@@ -1379,101 +840,36 @@
           <w:b/>
           <w:color w:val="FF0000"/>
         </w:rPr>
-        <w:t xml:space="preserve"> </w:t>
-      </w:r>
-      <w:proofErr w:type="spellStart"/>
+        <w:t xml:space="preserve"> BookManagementDb</w:t>
+      </w:r>
+      <w:r>
+        <w:rPr>
+          <w:rFonts w:ascii="Courier New" w:hAnsi="Courier New" w:cs="Courier New"/>
+          <w:color w:val="000000" w:themeColor="text1"/>
+        </w:rPr>
+        <w:t xml:space="preserve">;TrustServerCertificate=True" Microsoft.EntityFrameworkCore.SqlServer --output-dir </w:t>
+      </w:r>
       <w:r>
         <w:rPr>
           <w:rFonts w:ascii="Courier New" w:hAnsi="Courier New" w:cs="Courier New"/>
           <w:b/>
           <w:color w:val="FF0000"/>
         </w:rPr>
-        <w:t>BookManagementDb</w:t>
+        <w:t>Entities</w:t>
+      </w:r>
+      <w:r>
+        <w:rPr>
+          <w:rFonts w:ascii="Courier New" w:hAnsi="Courier New" w:cs="Courier New"/>
+          <w:color w:val="FF0000"/>
+        </w:rPr>
+        <w:t xml:space="preserve"> </w:t>
       </w:r>
       <w:r>
         <w:rPr>
           <w:rFonts w:ascii="Courier New" w:hAnsi="Courier New" w:cs="Courier New"/>
           <w:color w:val="000000" w:themeColor="text1"/>
         </w:rPr>
-        <w:t>;TrustServerCertificate</w:t>
-      </w:r>
-      <w:proofErr w:type="spellEnd"/>
-      <w:r>
-        <w:rPr>
-          <w:rFonts w:ascii="Courier New" w:hAnsi="Courier New" w:cs="Courier New"/>
-          <w:color w:val="000000" w:themeColor="text1"/>
-        </w:rPr>
-        <w:t xml:space="preserve">=True" </w:t>
-      </w:r>
-      <w:proofErr w:type="spellStart"/>
-      <w:r>
-        <w:rPr>
-          <w:rFonts w:ascii="Courier New" w:hAnsi="Courier New" w:cs="Courier New"/>
-          <w:color w:val="000000" w:themeColor="text1"/>
-        </w:rPr>
-        <w:t>Microsoft.EntityFrameworkCore.SqlServer</w:t>
-      </w:r>
-      <w:proofErr w:type="spellEnd"/>
-      <w:r>
-        <w:rPr>
-          <w:rFonts w:ascii="Courier New" w:hAnsi="Courier New" w:cs="Courier New"/>
-          <w:color w:val="000000" w:themeColor="text1"/>
-        </w:rPr>
-        <w:t xml:space="preserve"> --output-</w:t>
-      </w:r>
-      <w:proofErr w:type="spellStart"/>
-      <w:r>
-        <w:rPr>
-          <w:rFonts w:ascii="Courier New" w:hAnsi="Courier New" w:cs="Courier New"/>
-          <w:color w:val="000000" w:themeColor="text1"/>
-        </w:rPr>
-        <w:t>dir</w:t>
-      </w:r>
-      <w:proofErr w:type="spellEnd"/>
-      <w:r>
-        <w:rPr>
-          <w:rFonts w:ascii="Courier New" w:hAnsi="Courier New" w:cs="Courier New"/>
-          <w:color w:val="000000" w:themeColor="text1"/>
-        </w:rPr>
-        <w:t xml:space="preserve"> </w:t>
-      </w:r>
-      <w:r>
-        <w:rPr>
-          <w:rFonts w:ascii="Courier New" w:hAnsi="Courier New" w:cs="Courier New"/>
-          <w:b/>
-          <w:color w:val="FF0000"/>
-        </w:rPr>
-        <w:t>Entities</w:t>
-      </w:r>
-      <w:r>
-        <w:rPr>
-          <w:rFonts w:ascii="Courier New" w:hAnsi="Courier New" w:cs="Courier New"/>
-          <w:color w:val="FF0000"/>
-        </w:rPr>
-        <w:t xml:space="preserve"> </w:t>
-      </w:r>
-      <w:r>
-        <w:rPr>
-          <w:rFonts w:ascii="Courier New" w:hAnsi="Courier New" w:cs="Courier New"/>
-          <w:color w:val="000000" w:themeColor="text1"/>
-        </w:rPr>
-        <w:t>--context-</w:t>
-      </w:r>
-      <w:proofErr w:type="spellStart"/>
-      <w:r>
-        <w:rPr>
-          <w:rFonts w:ascii="Courier New" w:hAnsi="Courier New" w:cs="Courier New"/>
-          <w:color w:val="000000" w:themeColor="text1"/>
-        </w:rPr>
-        <w:t>dir</w:t>
-      </w:r>
-      <w:proofErr w:type="spellEnd"/>
-      <w:r>
-        <w:rPr>
-          <w:rFonts w:ascii="Courier New" w:hAnsi="Courier New" w:cs="Courier New"/>
-          <w:color w:val="000000" w:themeColor="text1"/>
-        </w:rPr>
-        <w:t xml:space="preserve"> </w:t>
+        <w:t xml:space="preserve">--context-dir </w:t>
       </w:r>
       <w:r>
         <w:rPr>
@@ -1519,19 +915,11 @@
           <w:rFonts w:ascii="Courier New" w:hAnsi="Courier New" w:cs="Courier New"/>
         </w:rPr>
       </w:pPr>
-      <w:proofErr w:type="spellStart"/>
-      <w:r>
-        <w:rPr>
-          <w:rFonts w:ascii="Courier New" w:hAnsi="Courier New" w:cs="Courier New"/>
-        </w:rPr>
-        <w:t>dotnet</w:t>
-      </w:r>
-      <w:proofErr w:type="spellEnd"/>
-      <w:r>
-        <w:rPr>
-          <w:rFonts w:ascii="Courier New" w:hAnsi="Courier New" w:cs="Courier New"/>
-        </w:rPr>
-        <w:t xml:space="preserve"> tool list </w:t>
+      <w:r>
+        <w:rPr>
+          <w:rFonts w:ascii="Courier New" w:hAnsi="Courier New" w:cs="Courier New"/>
+        </w:rPr>
+        <w:t xml:space="preserve">dotnet tool list </w:t>
       </w:r>
       <w:r>
         <w:rPr>
@@ -1566,35 +954,12 @@
           <w:rFonts w:ascii="Courier New" w:hAnsi="Courier New" w:cs="Courier New"/>
         </w:rPr>
       </w:pPr>
-      <w:proofErr w:type="spellStart"/>
-      <w:r>
-        <w:rPr>
-          <w:rFonts w:ascii="Courier New" w:hAnsi="Courier New" w:cs="Courier New"/>
-        </w:rPr>
-        <w:t>dotnet</w:t>
-      </w:r>
-      <w:proofErr w:type="spellEnd"/>
-      <w:r>
-        <w:rPr>
-          <w:rFonts w:ascii="Courier New" w:hAnsi="Courier New" w:cs="Courier New"/>
-        </w:rPr>
-        <w:t xml:space="preserve"> tool uninstall </w:t>
-      </w:r>
-      <w:proofErr w:type="spellStart"/>
-      <w:r>
-        <w:rPr>
-          <w:rFonts w:ascii="Courier New" w:hAnsi="Courier New" w:cs="Courier New"/>
-        </w:rPr>
-        <w:t>dotnet-ef</w:t>
-      </w:r>
-      <w:proofErr w:type="spellEnd"/>
-      <w:r>
-        <w:rPr>
-          <w:rFonts w:ascii="Courier New" w:hAnsi="Courier New" w:cs="Courier New"/>
-        </w:rPr>
-        <w:t xml:space="preserve"> </w:t>
-      </w:r>
-      <w:bookmarkStart w:id="3" w:name="_GoBack"/>
+      <w:r>
+        <w:rPr>
+          <w:rFonts w:ascii="Courier New" w:hAnsi="Courier New" w:cs="Courier New"/>
+        </w:rPr>
+        <w:t xml:space="preserve">dotnet tool uninstall dotnet-ef </w:t>
+      </w:r>
       <w:r>
         <w:rPr>
           <w:rFonts w:ascii="Courier New" w:hAnsi="Courier New" w:cs="Courier New"/>
@@ -1609,7 +974,6 @@
         </w:rPr>
         <w:t>-</w:t>
       </w:r>
-      <w:bookmarkEnd w:id="3"/>
       <w:r>
         <w:rPr>
           <w:rFonts w:ascii="Courier New" w:hAnsi="Courier New" w:cs="Courier New"/>
@@ -1651,19 +1015,11 @@
           <w:color w:val="000000" w:themeColor="text1"/>
         </w:rPr>
       </w:pPr>
-      <w:proofErr w:type="spellStart"/>
-      <w:r>
-        <w:rPr>
-          <w:rFonts w:ascii="Courier New" w:hAnsi="Courier New" w:cs="Courier New"/>
-        </w:rPr>
-        <w:t>dotnet</w:t>
-      </w:r>
-      <w:proofErr w:type="spellEnd"/>
-      <w:r>
-        <w:rPr>
-          <w:rFonts w:ascii="Courier New" w:hAnsi="Courier New" w:cs="Courier New"/>
-        </w:rPr>
-        <w:t xml:space="preserve"> tool install </w:t>
+      <w:r>
+        <w:rPr>
+          <w:rFonts w:ascii="Courier New" w:hAnsi="Courier New" w:cs="Courier New"/>
+        </w:rPr>
+        <w:t xml:space="preserve">dotnet tool install </w:t>
       </w:r>
       <w:r>
         <w:rPr>
@@ -1676,21 +1032,7 @@
         <w:rPr>
           <w:rFonts w:ascii="Courier New" w:hAnsi="Courier New" w:cs="Courier New"/>
         </w:rPr>
-        <w:t xml:space="preserve">global </w:t>
-      </w:r>
-      <w:proofErr w:type="spellStart"/>
-      <w:r>
-        <w:rPr>
-          <w:rFonts w:ascii="Courier New" w:hAnsi="Courier New" w:cs="Courier New"/>
-        </w:rPr>
-        <w:t>dotnet-ef</w:t>
-      </w:r>
-      <w:proofErr w:type="spellEnd"/>
-      <w:r>
-        <w:rPr>
-          <w:rFonts w:ascii="Courier New" w:hAnsi="Courier New" w:cs="Courier New"/>
-        </w:rPr>
-        <w:t xml:space="preserve"> </w:t>
+        <w:t xml:space="preserve">global dotnet-ef </w:t>
       </w:r>
       <w:r>
         <w:rPr>
@@ -1705,14 +1047,18 @@
         </w:rPr>
         <w:t xml:space="preserve">version </w:t>
       </w:r>
-      <w:proofErr w:type="gramStart"/>
-      <w:r>
-        <w:rPr>
-          <w:rFonts w:ascii="Courier New" w:hAnsi="Courier New" w:cs="Courier New"/>
-        </w:rPr>
-        <w:t>9.*</w:t>
-      </w:r>
-      <w:proofErr w:type="gramEnd"/>
+      <w:r>
+        <w:rPr>
+          <w:rFonts w:ascii="Courier New" w:hAnsi="Courier New" w:cs="Courier New"/>
+        </w:rPr>
+        <w:t>10</w:t>
+      </w:r>
+      <w:r>
+        <w:rPr>
+          <w:rFonts w:ascii="Courier New" w:hAnsi="Courier New" w:cs="Courier New"/>
+        </w:rPr>
+        <w:t>.*</w:t>
+      </w:r>
     </w:p>
     <w:p>
       <w:pPr>
@@ -1754,7 +1100,7 @@
 </file>
 
 <file path=word/endnotes.xml><?xml version="1.0" encoding="utf-8"?>
-<w:endnotes xmlns:wpc="http://schemas.microsoft.com/office/word/2010/wordprocessingCanvas" xmlns:cx="http://schemas.microsoft.com/office/drawing/2014/chartex" xmlns:mc="http://schemas.openxmlformats.org/markup-compatibility/2006" xmlns:o="urn:schemas-microsoft-com:office:office" xmlns:r="http://schemas.openxmlformats.org/officeDocument/2006/relationships" xmlns:m="http://schemas.openxmlformats.org/officeDocument/2006/math" xmlns:v="urn:schemas-microsoft-com:vml" xmlns:wp14="http://schemas.microsoft.com/office/word/2010/wordprocessingDrawing" xmlns:wp="http://schemas.openxmlformats.org/drawingml/2006/wordprocessingDrawing" xmlns:w10="urn:schemas-microsoft-com:office:word" xmlns:w="http://schemas.openxmlformats.org/wordprocessingml/2006/main" xmlns:w14="http://schemas.microsoft.com/office/word/2010/wordml" xmlns:w15="http://schemas.microsoft.com/office/word/2012/wordml" xmlns:w16se="http://schemas.microsoft.com/office/word/2015/wordml/symex" xmlns:wpg="http://schemas.microsoft.com/office/word/2010/wordprocessingGroup" xmlns:wpi="http://schemas.microsoft.com/office/word/2010/wordprocessingInk" xmlns:wne="http://schemas.microsoft.com/office/word/2006/wordml" xmlns:wps="http://schemas.microsoft.com/office/word/2010/wordprocessingShape" mc:Ignorable="w14 w15 w16se wp14">
+<w:endnotes xmlns:wpc="http://schemas.microsoft.com/office/word/2010/wordprocessingCanvas" xmlns:cx="http://schemas.microsoft.com/office/drawing/2014/chartex" xmlns:cx1="http://schemas.microsoft.com/office/drawing/2015/9/8/chartex" xmlns:cx2="http://schemas.microsoft.com/office/drawing/2015/10/21/chartex" xmlns:cx3="http://schemas.microsoft.com/office/drawing/2016/5/9/chartex" xmlns:cx4="http://schemas.microsoft.com/office/drawing/2016/5/10/chartex" xmlns:cx5="http://schemas.microsoft.com/office/drawing/2016/5/11/chartex" xmlns:cx6="http://schemas.microsoft.com/office/drawing/2016/5/12/chartex" xmlns:cx7="http://schemas.microsoft.com/office/drawing/2016/5/13/chartex" xmlns:cx8="http://schemas.microsoft.com/office/drawing/2016/5/14/chartex" xmlns:mc="http://schemas.openxmlformats.org/markup-compatibility/2006" xmlns:aink="http://schemas.microsoft.com/office/drawing/2016/ink" xmlns:am3d="http://schemas.microsoft.com/office/drawing/2017/model3d" xmlns:o="urn:schemas-microsoft-com:office:office" xmlns:oel="http://schemas.microsoft.com/office/2019/extlst" xmlns:r="http://schemas.openxmlformats.org/officeDocument/2006/relationships" xmlns:m="http://schemas.openxmlformats.org/officeDocument/2006/math" xmlns:v="urn:schemas-microsoft-com:vml" xmlns:wp14="http://schemas.microsoft.com/office/word/2010/wordprocessingDrawing" xmlns:wp="http://schemas.openxmlformats.org/drawingml/2006/wordprocessingDrawing" xmlns:w10="urn:schemas-microsoft-com:office:word" xmlns:w="http://schemas.openxmlformats.org/wordprocessingml/2006/main" xmlns:w14="http://schemas.microsoft.com/office/word/2010/wordml" xmlns:w15="http://schemas.microsoft.com/office/word/2012/wordml" xmlns:w16cex="http://schemas.microsoft.com/office/word/2018/wordml/cex" xmlns:w16cid="http://schemas.microsoft.com/office/word/2016/wordml/cid" xmlns:w16="http://schemas.microsoft.com/office/word/2018/wordml" xmlns:w16du="http://schemas.microsoft.com/office/word/2023/wordml/word16du" xmlns:w16sdtdh="http://schemas.microsoft.com/office/word/2020/wordml/sdtdatahash" xmlns:w16sdtfl="http://schemas.microsoft.com/office/word/2024/wordml/sdtformatlock" xmlns:w16se="http://schemas.microsoft.com/office/word/2015/wordml/symex" xmlns:wpg="http://schemas.microsoft.com/office/word/2010/wordprocessingGroup" xmlns:wpi="http://schemas.microsoft.com/office/word/2010/wordprocessingInk" xmlns:wne="http://schemas.microsoft.com/office/word/2006/wordml" xmlns:wps="http://schemas.microsoft.com/office/word/2010/wordprocessingShape" mc:Ignorable="w14 w15 w16se w16cid w16 w16cex w16sdtdh w16sdtfl w16du wp14">
   <w:endnote w:type="separator" w:id="-1">
     <w:p>
       <w:pPr>
@@ -1779,7 +1125,7 @@
 </file>
 
 <file path=word/footer1.xml><?xml version="1.0" encoding="utf-8"?>
-<w:ftr xmlns:wpc="http://schemas.microsoft.com/office/word/2010/wordprocessingCanvas" xmlns:cx="http://schemas.microsoft.com/office/drawing/2014/chartex" xmlns:mc="http://schemas.openxmlformats.org/markup-compatibility/2006" xmlns:o="urn:schemas-microsoft-com:office:office" xmlns:r="http://schemas.openxmlformats.org/officeDocument/2006/relationships" xmlns:m="http://schemas.openxmlformats.org/officeDocument/2006/math" xmlns:v="urn:schemas-microsoft-com:vml" xmlns:wp14="http://schemas.microsoft.com/office/word/2010/wordprocessingDrawing" xmlns:wp="http://schemas.openxmlformats.org/drawingml/2006/wordprocessingDrawing" xmlns:w10="urn:schemas-microsoft-com:office:word" xmlns:w="http://schemas.openxmlformats.org/wordprocessingml/2006/main" xmlns:w14="http://schemas.microsoft.com/office/word/2010/wordml" xmlns:w15="http://schemas.microsoft.com/office/word/2012/wordml" xmlns:w16se="http://schemas.microsoft.com/office/word/2015/wordml/symex" xmlns:wpg="http://schemas.microsoft.com/office/word/2010/wordprocessingGroup" xmlns:wpi="http://schemas.microsoft.com/office/word/2010/wordprocessingInk" xmlns:wne="http://schemas.microsoft.com/office/word/2006/wordml" xmlns:wps="http://schemas.microsoft.com/office/word/2010/wordprocessingShape" mc:Ignorable="w14 w15 w16se wp14">
+<w:ftr xmlns:wpc="http://schemas.microsoft.com/office/word/2010/wordprocessingCanvas" xmlns:cx="http://schemas.microsoft.com/office/drawing/2014/chartex" xmlns:cx1="http://schemas.microsoft.com/office/drawing/2015/9/8/chartex" xmlns:cx2="http://schemas.microsoft.com/office/drawing/2015/10/21/chartex" xmlns:cx3="http://schemas.microsoft.com/office/drawing/2016/5/9/chartex" xmlns:cx4="http://schemas.microsoft.com/office/drawing/2016/5/10/chartex" xmlns:cx5="http://schemas.microsoft.com/office/drawing/2016/5/11/chartex" xmlns:cx6="http://schemas.microsoft.com/office/drawing/2016/5/12/chartex" xmlns:cx7="http://schemas.microsoft.com/office/drawing/2016/5/13/chartex" xmlns:cx8="http://schemas.microsoft.com/office/drawing/2016/5/14/chartex" xmlns:mc="http://schemas.openxmlformats.org/markup-compatibility/2006" xmlns:aink="http://schemas.microsoft.com/office/drawing/2016/ink" xmlns:am3d="http://schemas.microsoft.com/office/drawing/2017/model3d" xmlns:o="urn:schemas-microsoft-com:office:office" xmlns:oel="http://schemas.microsoft.com/office/2019/extlst" xmlns:r="http://schemas.openxmlformats.org/officeDocument/2006/relationships" xmlns:m="http://schemas.openxmlformats.org/officeDocument/2006/math" xmlns:v="urn:schemas-microsoft-com:vml" xmlns:wp14="http://schemas.microsoft.com/office/word/2010/wordprocessingDrawing" xmlns:wp="http://schemas.openxmlformats.org/drawingml/2006/wordprocessingDrawing" xmlns:w10="urn:schemas-microsoft-com:office:word" xmlns:w="http://schemas.openxmlformats.org/wordprocessingml/2006/main" xmlns:w14="http://schemas.microsoft.com/office/word/2010/wordml" xmlns:w15="http://schemas.microsoft.com/office/word/2012/wordml" xmlns:w16cex="http://schemas.microsoft.com/office/word/2018/wordml/cex" xmlns:w16cid="http://schemas.microsoft.com/office/word/2016/wordml/cid" xmlns:w16="http://schemas.microsoft.com/office/word/2018/wordml" xmlns:w16du="http://schemas.microsoft.com/office/word/2023/wordml/word16du" xmlns:w16sdtdh="http://schemas.microsoft.com/office/word/2020/wordml/sdtdatahash" xmlns:w16sdtfl="http://schemas.microsoft.com/office/word/2024/wordml/sdtformatlock" xmlns:w16se="http://schemas.microsoft.com/office/word/2015/wordml/symex" xmlns:wpg="http://schemas.microsoft.com/office/word/2010/wordprocessingGroup" xmlns:wpi="http://schemas.microsoft.com/office/word/2010/wordprocessingInk" xmlns:wne="http://schemas.microsoft.com/office/word/2006/wordml" xmlns:wps="http://schemas.microsoft.com/office/word/2010/wordprocessingShape" mc:Ignorable="w14 w15 w16se w16cid w16 w16cex w16sdtdh w16sdtfl w16du wp14">
   <w:sdt>
     <w:sdtPr>
       <w:id w:val="-186217968"/>
@@ -1875,7 +1221,7 @@
 </file>
 
 <file path=word/footnotes.xml><?xml version="1.0" encoding="utf-8"?>
-<w:footnotes xmlns:wpc="http://schemas.microsoft.com/office/word/2010/wordprocessingCanvas" xmlns:cx="http://schemas.microsoft.com/office/drawing/2014/chartex" xmlns:mc="http://schemas.openxmlformats.org/markup-compatibility/2006" xmlns:o="urn:schemas-microsoft-com:office:office" xmlns:r="http://schemas.openxmlformats.org/officeDocument/2006/relationships" xmlns:m="http://schemas.openxmlformats.org/officeDocument/2006/math" xmlns:v="urn:schemas-microsoft-com:vml" xmlns:wp14="http://schemas.microsoft.com/office/word/2010/wordprocessingDrawing" xmlns:wp="http://schemas.openxmlformats.org/drawingml/2006/wordprocessingDrawing" xmlns:w10="urn:schemas-microsoft-com:office:word" xmlns:w="http://schemas.openxmlformats.org/wordprocessingml/2006/main" xmlns:w14="http://schemas.microsoft.com/office/word/2010/wordml" xmlns:w15="http://schemas.microsoft.com/office/word/2012/wordml" xmlns:w16se="http://schemas.microsoft.com/office/word/2015/wordml/symex" xmlns:wpg="http://schemas.microsoft.com/office/word/2010/wordprocessingGroup" xmlns:wpi="http://schemas.microsoft.com/office/word/2010/wordprocessingInk" xmlns:wne="http://schemas.microsoft.com/office/word/2006/wordml" xmlns:wps="http://schemas.microsoft.com/office/word/2010/wordprocessingShape" mc:Ignorable="w14 w15 w16se wp14">
+<w:footnotes xmlns:wpc="http://schemas.microsoft.com/office/word/2010/wordprocessingCanvas" xmlns:cx="http://schemas.microsoft.com/office/drawing/2014/chartex" xmlns:cx1="http://schemas.microsoft.com/office/drawing/2015/9/8/chartex" xmlns:cx2="http://schemas.microsoft.com/office/drawing/2015/10/21/chartex" xmlns:cx3="http://schemas.microsoft.com/office/drawing/2016/5/9/chartex" xmlns:cx4="http://schemas.microsoft.com/office/drawing/2016/5/10/chartex" xmlns:cx5="http://schemas.microsoft.com/office/drawing/2016/5/11/chartex" xmlns:cx6="http://schemas.microsoft.com/office/drawing/2016/5/12/chartex" xmlns:cx7="http://schemas.microsoft.com/office/drawing/2016/5/13/chartex" xmlns:cx8="http://schemas.microsoft.com/office/drawing/2016/5/14/chartex" xmlns:mc="http://schemas.openxmlformats.org/markup-compatibility/2006" xmlns:aink="http://schemas.microsoft.com/office/drawing/2016/ink" xmlns:am3d="http://schemas.microsoft.com/office/drawing/2017/model3d" xmlns:o="urn:schemas-microsoft-com:office:office" xmlns:oel="http://schemas.microsoft.com/office/2019/extlst" xmlns:r="http://schemas.openxmlformats.org/officeDocument/2006/relationships" xmlns:m="http://schemas.openxmlformats.org/officeDocument/2006/math" xmlns:v="urn:schemas-microsoft-com:vml" xmlns:wp14="http://schemas.microsoft.com/office/word/2010/wordprocessingDrawing" xmlns:wp="http://schemas.openxmlformats.org/drawingml/2006/wordprocessingDrawing" xmlns:w10="urn:schemas-microsoft-com:office:word" xmlns:w="http://schemas.openxmlformats.org/wordprocessingml/2006/main" xmlns:w14="http://schemas.microsoft.com/office/word/2010/wordml" xmlns:w15="http://schemas.microsoft.com/office/word/2012/wordml" xmlns:w16cex="http://schemas.microsoft.com/office/word/2018/wordml/cex" xmlns:w16cid="http://schemas.microsoft.com/office/word/2016/wordml/cid" xmlns:w16="http://schemas.microsoft.com/office/word/2018/wordml" xmlns:w16du="http://schemas.microsoft.com/office/word/2023/wordml/word16du" xmlns:w16sdtdh="http://schemas.microsoft.com/office/word/2020/wordml/sdtdatahash" xmlns:w16sdtfl="http://schemas.microsoft.com/office/word/2024/wordml/sdtformatlock" xmlns:w16se="http://schemas.microsoft.com/office/word/2015/wordml/symex" xmlns:wpg="http://schemas.microsoft.com/office/word/2010/wordprocessingGroup" xmlns:wpi="http://schemas.microsoft.com/office/word/2010/wordprocessingInk" xmlns:wne="http://schemas.microsoft.com/office/word/2006/wordml" xmlns:wps="http://schemas.microsoft.com/office/word/2010/wordprocessingShape" mc:Ignorable="w14 w15 w16se w16cid w16 w16cex w16sdtdh w16sdtfl w16du wp14">
   <w:footnote w:type="separator" w:id="-1">
     <w:p>
       <w:pPr>
@@ -1900,7 +1246,7 @@
 </file>
 
 <file path=word/numbering.xml><?xml version="1.0" encoding="utf-8"?>
-<w:numbering xmlns:wpc="http://schemas.microsoft.com/office/word/2010/wordprocessingCanvas" xmlns:cx="http://schemas.microsoft.com/office/drawing/2014/chartex" xmlns:mc="http://schemas.openxmlformats.org/markup-compatibility/2006" xmlns:o="urn:schemas-microsoft-com:office:office" xmlns:r="http://schemas.openxmlformats.org/officeDocument/2006/relationships" xmlns:m="http://schemas.openxmlformats.org/officeDocument/2006/math" xmlns:v="urn:schemas-microsoft-com:vml" xmlns:wp14="http://schemas.microsoft.com/office/word/2010/wordprocessingDrawing" xmlns:wp="http://schemas.openxmlformats.org/drawingml/2006/wordprocessingDrawing" xmlns:w10="urn:schemas-microsoft-com:office:word" xmlns:w="http://schemas.openxmlformats.org/wordprocessingml/2006/main" xmlns:w14="http://schemas.microsoft.com/office/word/2010/wordml" xmlns:w15="http://schemas.microsoft.com/office/word/2012/wordml" xmlns:w16se="http://schemas.microsoft.com/office/word/2015/wordml/symex" xmlns:wpg="http://schemas.microsoft.com/office/word/2010/wordprocessingGroup" xmlns:wpi="http://schemas.microsoft.com/office/word/2010/wordprocessingInk" xmlns:wne="http://schemas.microsoft.com/office/word/2006/wordml" xmlns:wps="http://schemas.microsoft.com/office/word/2010/wordprocessingShape" mc:Ignorable="w14 w15 w16se wp14">
+<w:numbering xmlns:wpc="http://schemas.microsoft.com/office/word/2010/wordprocessingCanvas" xmlns:cx="http://schemas.microsoft.com/office/drawing/2014/chartex" xmlns:cx1="http://schemas.microsoft.com/office/drawing/2015/9/8/chartex" xmlns:cx2="http://schemas.microsoft.com/office/drawing/2015/10/21/chartex" xmlns:cx3="http://schemas.microsoft.com/office/drawing/2016/5/9/chartex" xmlns:cx4="http://schemas.microsoft.com/office/drawing/2016/5/10/chartex" xmlns:cx5="http://schemas.microsoft.com/office/drawing/2016/5/11/chartex" xmlns:cx6="http://schemas.microsoft.com/office/drawing/2016/5/12/chartex" xmlns:cx7="http://schemas.microsoft.com/office/drawing/2016/5/13/chartex" xmlns:cx8="http://schemas.microsoft.com/office/drawing/2016/5/14/chartex" xmlns:mc="http://schemas.openxmlformats.org/markup-compatibility/2006" xmlns:aink="http://schemas.microsoft.com/office/drawing/2016/ink" xmlns:am3d="http://schemas.microsoft.com/office/drawing/2017/model3d" xmlns:o="urn:schemas-microsoft-com:office:office" xmlns:oel="http://schemas.microsoft.com/office/2019/extlst" xmlns:r="http://schemas.openxmlformats.org/officeDocument/2006/relationships" xmlns:m="http://schemas.openxmlformats.org/officeDocument/2006/math" xmlns:v="urn:schemas-microsoft-com:vml" xmlns:wp14="http://schemas.microsoft.com/office/word/2010/wordprocessingDrawing" xmlns:wp="http://schemas.openxmlformats.org/drawingml/2006/wordprocessingDrawing" xmlns:w10="urn:schemas-microsoft-com:office:word" xmlns:w="http://schemas.openxmlformats.org/wordprocessingml/2006/main" xmlns:w14="http://schemas.microsoft.com/office/word/2010/wordml" xmlns:w15="http://schemas.microsoft.com/office/word/2012/wordml" xmlns:w16cex="http://schemas.microsoft.com/office/word/2018/wordml/cex" xmlns:w16cid="http://schemas.microsoft.com/office/word/2016/wordml/cid" xmlns:w16="http://schemas.microsoft.com/office/word/2018/wordml" xmlns:w16du="http://schemas.microsoft.com/office/word/2023/wordml/word16du" xmlns:w16sdtdh="http://schemas.microsoft.com/office/word/2020/wordml/sdtdatahash" xmlns:w16sdtfl="http://schemas.microsoft.com/office/word/2024/wordml/sdtformatlock" xmlns:w16se="http://schemas.microsoft.com/office/word/2015/wordml/symex" xmlns:wpg="http://schemas.microsoft.com/office/word/2010/wordprocessingGroup" xmlns:wpi="http://schemas.microsoft.com/office/word/2010/wordprocessingInk" xmlns:wne="http://schemas.microsoft.com/office/word/2006/wordml" xmlns:wps="http://schemas.microsoft.com/office/word/2010/wordprocessingShape" mc:Ignorable="w14 w15 w16se w16cid w16 w16cex w16sdtdh w16sdtfl w16du wp14">
   <w:abstractNum w:abstractNumId="0" w15:restartNumberingAfterBreak="0">
     <w:nsid w:val="16E16E4D"/>
     <w:multiLevelType w:val="hybridMultilevel"/>
@@ -2890,37 +2236,37 @@
       </w:rPr>
     </w:lvl>
   </w:abstractNum>
-  <w:num w:numId="1">
+  <w:num w:numId="1" w16cid:durableId="443811137">
     <w:abstractNumId w:val="0"/>
   </w:num>
-  <w:num w:numId="2">
+  <w:num w:numId="2" w16cid:durableId="1022054107">
     <w:abstractNumId w:val="4"/>
   </w:num>
-  <w:num w:numId="3">
+  <w:num w:numId="3" w16cid:durableId="1720543707">
     <w:abstractNumId w:val="5"/>
   </w:num>
-  <w:num w:numId="4">
+  <w:num w:numId="4" w16cid:durableId="902716020">
     <w:abstractNumId w:val="6"/>
   </w:num>
-  <w:num w:numId="5">
+  <w:num w:numId="5" w16cid:durableId="1875116471">
     <w:abstractNumId w:val="2"/>
   </w:num>
-  <w:num w:numId="6">
+  <w:num w:numId="6" w16cid:durableId="295375135">
     <w:abstractNumId w:val="9"/>
   </w:num>
-  <w:num w:numId="7">
+  <w:num w:numId="7" w16cid:durableId="1681931315">
     <w:abstractNumId w:val="1"/>
   </w:num>
-  <w:num w:numId="8">
+  <w:num w:numId="8" w16cid:durableId="260573899">
     <w:abstractNumId w:val="8"/>
   </w:num>
-  <w:num w:numId="9">
+  <w:num w:numId="9" w16cid:durableId="1411389770">
     <w:abstractNumId w:val="3"/>
   </w:num>
-  <w:num w:numId="10">
+  <w:num w:numId="10" w16cid:durableId="2138789211">
     <w:abstractNumId w:val="7"/>
   </w:num>
-  <w:num w:numId="11">
+  <w:num w:numId="11" w16cid:durableId="1097867716">
     <w:abstractNumId w:val="1"/>
     <w:lvlOverride w:ilvl="0">
       <w:startOverride w:val="1"/>
@@ -2954,7 +2300,7 @@
 </file>
 
 <file path=word/styles.xml><?xml version="1.0" encoding="utf-8"?>
-<w:styles xmlns:mc="http://schemas.openxmlformats.org/markup-compatibility/2006" xmlns:r="http://schemas.openxmlformats.org/officeDocument/2006/relationships" xmlns:w="http://schemas.openxmlformats.org/wordprocessingml/2006/main" xmlns:w14="http://schemas.microsoft.com/office/word/2010/wordml" xmlns:w15="http://schemas.microsoft.com/office/word/2012/wordml" xmlns:w16se="http://schemas.microsoft.com/office/word/2015/wordml/symex" mc:Ignorable="w14 w15 w16se">
+<w:styles xmlns:mc="http://schemas.openxmlformats.org/markup-compatibility/2006" xmlns:r="http://schemas.openxmlformats.org/officeDocument/2006/relationships" xmlns:w="http://schemas.openxmlformats.org/wordprocessingml/2006/main" xmlns:w14="http://schemas.microsoft.com/office/word/2010/wordml" xmlns:w15="http://schemas.microsoft.com/office/word/2012/wordml" xmlns:w16cex="http://schemas.microsoft.com/office/word/2018/wordml/cex" xmlns:w16cid="http://schemas.microsoft.com/office/word/2016/wordml/cid" xmlns:w16="http://schemas.microsoft.com/office/word/2018/wordml" xmlns:w16du="http://schemas.microsoft.com/office/word/2023/wordml/word16du" xmlns:w16sdtdh="http://schemas.microsoft.com/office/word/2020/wordml/sdtdatahash" xmlns:w16sdtfl="http://schemas.microsoft.com/office/word/2024/wordml/sdtformatlock" xmlns:w16se="http://schemas.microsoft.com/office/word/2015/wordml/symex" mc:Ignorable="w14 w15 w16se w16cid w16 w16cex w16sdtdh w16sdtfl w16du">
   <w:docDefaults>
     <w:rPrDefault>
       <w:rPr>
@@ -2970,7 +2316,7 @@
       </w:pPr>
     </w:pPrDefault>
   </w:docDefaults>
-  <w:latentStyles w:defLockedState="0" w:defUIPriority="99" w:defSemiHidden="0" w:defUnhideWhenUsed="0" w:defQFormat="0" w:count="371">
+  <w:latentStyles w:defLockedState="0" w:defUIPriority="99" w:defSemiHidden="0" w:defUnhideWhenUsed="0" w:defQFormat="0" w:count="376">
     <w:lsdException w:name="Normal" w:uiPriority="0" w:qFormat="1"/>
     <w:lsdException w:name="heading 1" w:uiPriority="9" w:qFormat="1"/>
     <w:lsdException w:name="heading 2" w:semiHidden="1" w:uiPriority="9" w:unhideWhenUsed="1" w:qFormat="1"/>
@@ -3342,6 +2688,11 @@
     <w:lsdException w:name="List Table 5 Dark Accent 6" w:uiPriority="50"/>
     <w:lsdException w:name="List Table 6 Colorful Accent 6" w:uiPriority="51"/>
     <w:lsdException w:name="List Table 7 Colorful Accent 6" w:uiPriority="52"/>
+    <w:lsdException w:name="Mention" w:semiHidden="1" w:unhideWhenUsed="1"/>
+    <w:lsdException w:name="Smart Hyperlink" w:semiHidden="1" w:unhideWhenUsed="1"/>
+    <w:lsdException w:name="Hashtag" w:semiHidden="1" w:unhideWhenUsed="1"/>
+    <w:lsdException w:name="Unresolved Mention" w:semiHidden="1" w:unhideWhenUsed="1"/>
+    <w:lsdException w:name="Smart Link" w:semiHidden="1" w:unhideWhenUsed="1"/>
   </w:latentStyles>
   <w:style w:type="paragraph" w:default="1" w:styleId="Normal">
     <w:name w:val="Normal"/>

--- a/setup/SQL Server Database Connection.docx
+++ b/setup/SQL Server Database Connection.docx
@@ -1078,6 +1078,987 @@
     <w:bookmarkEnd w:id="0"/>
     <w:bookmarkEnd w:id="1"/>
     <w:bookmarkEnd w:id="2"/>
+    <w:p>
+      <w:pPr>
+        <w:tabs>
+          <w:tab w:val="left" w:pos="9146"/>
+        </w:tabs>
+        <w:rPr>
+          <w:rFonts w:ascii="Courier New" w:hAnsi="Courier New" w:cs="Courier New"/>
+        </w:rPr>
+      </w:pPr>
+    </w:p>
+    <w:p>
+      <w:pPr>
+        <w:tabs>
+          <w:tab w:val="left" w:pos="9146"/>
+        </w:tabs>
+        <w:rPr>
+          <w:rFonts w:ascii="Courier New" w:hAnsi="Courier New" w:cs="Courier New"/>
+        </w:rPr>
+      </w:pPr>
+      <w:r>
+        <w:rPr>
+          <w:rFonts w:ascii="Courier New" w:hAnsi="Courier New" w:cs="Courier New"/>
+        </w:rPr>
+        <w:t>dotnet ef dbcontext scaffold "Server=(local);uid=</w:t>
+      </w:r>
+      <w:r>
+        <w:rPr>
+          <w:rFonts w:ascii="Courier New" w:hAnsi="Courier New" w:cs="Courier New"/>
+          <w:b/>
+          <w:bCs/>
+          <w:color w:val="EE0000"/>
+        </w:rPr>
+        <w:t>sa</w:t>
+      </w:r>
+      <w:r>
+        <w:rPr>
+          <w:rFonts w:ascii="Courier New" w:hAnsi="Courier New" w:cs="Courier New"/>
+        </w:rPr>
+        <w:t>;pwd=</w:t>
+      </w:r>
+      <w:r>
+        <w:rPr>
+          <w:rFonts w:ascii="Courier New" w:hAnsi="Courier New" w:cs="Courier New"/>
+          <w:b/>
+          <w:bCs/>
+          <w:color w:val="EE0000"/>
+        </w:rPr>
+        <w:t>12345</w:t>
+      </w:r>
+      <w:r>
+        <w:rPr>
+          <w:rFonts w:ascii="Courier New" w:hAnsi="Courier New" w:cs="Courier New"/>
+        </w:rPr>
+        <w:t>;database=</w:t>
+      </w:r>
+      <w:r>
+        <w:rPr>
+          <w:rFonts w:ascii="Courier New" w:hAnsi="Courier New" w:cs="Courier New"/>
+          <w:b/>
+          <w:bCs/>
+          <w:color w:val="EE0000"/>
+        </w:rPr>
+        <w:t>SU26_DieuDao</w:t>
+      </w:r>
+      <w:r>
+        <w:rPr>
+          <w:rFonts w:ascii="Courier New" w:hAnsi="Courier New" w:cs="Courier New"/>
+        </w:rPr>
+        <w:t>;TrustServerCertificate=True" Microsoft.EntityFrameworkCore.SqlServer --output-dir Entities --context-dir .\</w:t>
+      </w:r>
+    </w:p>
+    <w:p>
+      <w:pPr>
+        <w:tabs>
+          <w:tab w:val="left" w:pos="9146"/>
+        </w:tabs>
+        <w:rPr>
+          <w:rFonts w:ascii="Courier New" w:hAnsi="Courier New" w:cs="Courier New"/>
+        </w:rPr>
+      </w:pPr>
+    </w:p>
+    <w:p>
+      <w:pPr>
+        <w:tabs>
+          <w:tab w:val="left" w:pos="9146"/>
+        </w:tabs>
+        <w:rPr>
+          <w:rFonts w:ascii="Courier New" w:hAnsi="Courier New" w:cs="Courier New"/>
+        </w:rPr>
+      </w:pPr>
+    </w:p>
+    <w:p>
+      <w:pPr>
+        <w:tabs>
+          <w:tab w:val="left" w:pos="9146"/>
+        </w:tabs>
+        <w:rPr>
+          <w:rFonts w:ascii="Courier New" w:hAnsi="Courier New" w:cs="Courier New"/>
+        </w:rPr>
+      </w:pPr>
+      <w:r>
+        <w:rPr>
+          <w:rFonts w:ascii="Courier New" w:hAnsi="Courier New" w:cs="Courier New"/>
+        </w:rPr>
+        <w:t xml:space="preserve">III. CẤU TRÚC FILE APPSETTINGS.JSON CHỨA KẾT NỐI CƠ SỞ DỮ LIỆU SQL SERVER </w:t>
+      </w:r>
+    </w:p>
+    <w:p>
+      <w:pPr>
+        <w:tabs>
+          <w:tab w:val="left" w:pos="9146"/>
+        </w:tabs>
+        <w:rPr>
+          <w:rFonts w:ascii="Courier New" w:hAnsi="Courier New" w:cs="Courier New"/>
+        </w:rPr>
+      </w:pPr>
+    </w:p>
+    <w:p>
+      <w:pPr>
+        <w:tabs>
+          <w:tab w:val="left" w:pos="9146"/>
+        </w:tabs>
+        <w:rPr>
+          <w:rFonts w:ascii="Courier New" w:hAnsi="Courier New" w:cs="Courier New"/>
+        </w:rPr>
+      </w:pPr>
+      <w:r>
+        <w:rPr>
+          <w:rFonts w:ascii="Courier New" w:hAnsi="Courier New" w:cs="Courier New"/>
+        </w:rPr>
+        <w:t>----------------------------------------------------------------</w:t>
+      </w:r>
+    </w:p>
+    <w:p>
+      <w:pPr>
+        <w:tabs>
+          <w:tab w:val="left" w:pos="9146"/>
+        </w:tabs>
+        <w:rPr>
+          <w:rFonts w:ascii="Courier New" w:hAnsi="Courier New" w:cs="Courier New"/>
+        </w:rPr>
+      </w:pPr>
+      <w:r>
+        <w:rPr>
+          <w:rFonts w:ascii="Courier New" w:hAnsi="Courier New" w:cs="Courier New"/>
+        </w:rPr>
+        <w:t>{</w:t>
+      </w:r>
+    </w:p>
+    <w:p>
+      <w:pPr>
+        <w:tabs>
+          <w:tab w:val="left" w:pos="9146"/>
+        </w:tabs>
+        <w:rPr>
+          <w:rFonts w:ascii="Courier New" w:hAnsi="Courier New" w:cs="Courier New"/>
+        </w:rPr>
+      </w:pPr>
+      <w:r>
+        <w:rPr>
+          <w:rFonts w:ascii="Courier New" w:hAnsi="Courier New" w:cs="Courier New"/>
+        </w:rPr>
+        <w:t xml:space="preserve">  "ConnectionStrings": {</w:t>
+      </w:r>
+    </w:p>
+    <w:p>
+      <w:pPr>
+        <w:tabs>
+          <w:tab w:val="left" w:pos="9146"/>
+        </w:tabs>
+        <w:rPr>
+          <w:rFonts w:ascii="Courier New" w:hAnsi="Courier New" w:cs="Courier New"/>
+        </w:rPr>
+      </w:pPr>
+      <w:r>
+        <w:rPr>
+          <w:rFonts w:ascii="Courier New" w:hAnsi="Courier New" w:cs="Courier New"/>
+        </w:rPr>
+        <w:t xml:space="preserve">    "DefaultConnectionStringDB": "server=(local);database=SHOP_DIEUDAO;uid=sa;pwd=123456;TrustServerCertificate=True"</w:t>
+      </w:r>
+    </w:p>
+    <w:p>
+      <w:pPr>
+        <w:tabs>
+          <w:tab w:val="left" w:pos="9146"/>
+        </w:tabs>
+        <w:rPr>
+          <w:rFonts w:ascii="Courier New" w:hAnsi="Courier New" w:cs="Courier New"/>
+        </w:rPr>
+      </w:pPr>
+      <w:r>
+        <w:rPr>
+          <w:rFonts w:ascii="Courier New" w:hAnsi="Courier New" w:cs="Courier New"/>
+        </w:rPr>
+        <w:t xml:space="preserve">  }</w:t>
+      </w:r>
+    </w:p>
+    <w:p>
+      <w:pPr>
+        <w:tabs>
+          <w:tab w:val="left" w:pos="9146"/>
+        </w:tabs>
+        <w:rPr>
+          <w:rFonts w:ascii="Courier New" w:hAnsi="Courier New" w:cs="Courier New"/>
+        </w:rPr>
+      </w:pPr>
+      <w:r>
+        <w:rPr>
+          <w:rFonts w:ascii="Courier New" w:hAnsi="Courier New" w:cs="Courier New"/>
+        </w:rPr>
+        <w:t>}</w:t>
+      </w:r>
+    </w:p>
+    <w:p>
+      <w:pPr>
+        <w:tabs>
+          <w:tab w:val="left" w:pos="9146"/>
+        </w:tabs>
+        <w:rPr>
+          <w:rFonts w:ascii="Courier New" w:hAnsi="Courier New" w:cs="Courier New"/>
+        </w:rPr>
+      </w:pPr>
+    </w:p>
+    <w:p>
+      <w:pPr>
+        <w:tabs>
+          <w:tab w:val="left" w:pos="9146"/>
+        </w:tabs>
+        <w:rPr>
+          <w:rFonts w:ascii="Courier New" w:hAnsi="Courier New" w:cs="Courier New"/>
+        </w:rPr>
+      </w:pPr>
+      <w:r>
+        <w:rPr>
+          <w:rFonts w:ascii="Courier New" w:hAnsi="Courier New" w:cs="Courier New"/>
+        </w:rPr>
+        <w:t>----------------------------------------------------------------</w:t>
+      </w:r>
+    </w:p>
+    <w:p>
+      <w:pPr>
+        <w:tabs>
+          <w:tab w:val="left" w:pos="9146"/>
+        </w:tabs>
+        <w:rPr>
+          <w:rFonts w:ascii="Courier New" w:hAnsi="Courier New" w:cs="Courier New"/>
+        </w:rPr>
+      </w:pPr>
+      <w:r>
+        <w:rPr>
+          <w:rFonts w:ascii="Courier New" w:hAnsi="Courier New" w:cs="Courier New"/>
+        </w:rPr>
+        <w:t>* CÓ THỂ THAY CỤM (local) BẰNG TÊN SQL SERVER TRÊN MÁY BẠN KHI KO KẾT NỐI THÀNH CÔNG QUA (local)</w:t>
+      </w:r>
+    </w:p>
+    <w:p>
+      <w:pPr>
+        <w:tabs>
+          <w:tab w:val="left" w:pos="9146"/>
+        </w:tabs>
+        <w:rPr>
+          <w:rFonts w:ascii="Courier New" w:hAnsi="Courier New" w:cs="Courier New"/>
+        </w:rPr>
+      </w:pPr>
+      <w:r>
+        <w:rPr>
+          <w:rFonts w:ascii="Courier New" w:hAnsi="Courier New" w:cs="Courier New"/>
+        </w:rPr>
+        <w:t xml:space="preserve">  LẤY TÊN SQL SERVER MÁY BẠN TỪ MÀN HÌNH LOGIN CỦA SQL SERVER MANAGEMENT STUDIO (Ô SERVER NAME)</w:t>
+      </w:r>
+    </w:p>
+    <w:p>
+      <w:pPr>
+        <w:tabs>
+          <w:tab w:val="left" w:pos="9146"/>
+        </w:tabs>
+        <w:rPr>
+          <w:rFonts w:ascii="Courier New" w:hAnsi="Courier New" w:cs="Courier New"/>
+        </w:rPr>
+      </w:pPr>
+      <w:r>
+        <w:rPr>
+          <w:rFonts w:ascii="Courier New" w:hAnsi="Courier New" w:cs="Courier New"/>
+        </w:rPr>
+        <w:t xml:space="preserve">  VÍ DỤ: TRUONG-LANG\SQLEXPRESS</w:t>
+      </w:r>
+    </w:p>
+    <w:p>
+      <w:pPr>
+        <w:tabs>
+          <w:tab w:val="left" w:pos="9146"/>
+        </w:tabs>
+        <w:rPr>
+          <w:rFonts w:ascii="Courier New" w:hAnsi="Courier New" w:cs="Courier New"/>
+        </w:rPr>
+      </w:pPr>
+      <w:r>
+        <w:rPr>
+          <w:rFonts w:ascii="Courier New" w:hAnsi="Courier New" w:cs="Courier New"/>
+        </w:rPr>
+        <w:t>{</w:t>
+      </w:r>
+    </w:p>
+    <w:p>
+      <w:pPr>
+        <w:tabs>
+          <w:tab w:val="left" w:pos="9146"/>
+        </w:tabs>
+        <w:rPr>
+          <w:rFonts w:ascii="Courier New" w:hAnsi="Courier New" w:cs="Courier New"/>
+        </w:rPr>
+      </w:pPr>
+      <w:r>
+        <w:rPr>
+          <w:rFonts w:ascii="Courier New" w:hAnsi="Courier New" w:cs="Courier New"/>
+        </w:rPr>
+        <w:t xml:space="preserve">  "ConnectionStrings": {</w:t>
+      </w:r>
+    </w:p>
+    <w:p>
+      <w:pPr>
+        <w:tabs>
+          <w:tab w:val="left" w:pos="9146"/>
+        </w:tabs>
+        <w:rPr>
+          <w:rFonts w:ascii="Courier New" w:hAnsi="Courier New" w:cs="Courier New"/>
+        </w:rPr>
+      </w:pPr>
+      <w:r>
+        <w:rPr>
+          <w:rFonts w:ascii="Courier New" w:hAnsi="Courier New" w:cs="Courier New"/>
+        </w:rPr>
+        <w:t xml:space="preserve">    "DefaultConnectionStringDB": "server=TRUONG-LANG\SQLEXPRESS;database=SHOP_DIEUDAO;uid=sa;pwd=123456;TrustServerCertificate=True"</w:t>
+      </w:r>
+    </w:p>
+    <w:p>
+      <w:pPr>
+        <w:tabs>
+          <w:tab w:val="left" w:pos="9146"/>
+        </w:tabs>
+        <w:rPr>
+          <w:rFonts w:ascii="Courier New" w:hAnsi="Courier New" w:cs="Courier New"/>
+        </w:rPr>
+      </w:pPr>
+      <w:r>
+        <w:rPr>
+          <w:rFonts w:ascii="Courier New" w:hAnsi="Courier New" w:cs="Courier New"/>
+        </w:rPr>
+        <w:t xml:space="preserve">  }</w:t>
+      </w:r>
+    </w:p>
+    <w:p>
+      <w:pPr>
+        <w:tabs>
+          <w:tab w:val="left" w:pos="9146"/>
+        </w:tabs>
+        <w:rPr>
+          <w:rFonts w:ascii="Courier New" w:hAnsi="Courier New" w:cs="Courier New"/>
+        </w:rPr>
+      </w:pPr>
+      <w:r>
+        <w:rPr>
+          <w:rFonts w:ascii="Courier New" w:hAnsi="Courier New" w:cs="Courier New"/>
+        </w:rPr>
+        <w:t>}</w:t>
+      </w:r>
+    </w:p>
+    <w:p>
+      <w:pPr>
+        <w:tabs>
+          <w:tab w:val="left" w:pos="9146"/>
+        </w:tabs>
+        <w:rPr>
+          <w:rFonts w:ascii="Courier New" w:hAnsi="Courier New" w:cs="Courier New"/>
+        </w:rPr>
+      </w:pPr>
+    </w:p>
+    <w:p>
+      <w:pPr>
+        <w:tabs>
+          <w:tab w:val="left" w:pos="9146"/>
+        </w:tabs>
+        <w:rPr>
+          <w:rFonts w:ascii="Courier New" w:hAnsi="Courier New" w:cs="Courier New"/>
+        </w:rPr>
+      </w:pPr>
+    </w:p>
+    <w:p>
+      <w:pPr>
+        <w:tabs>
+          <w:tab w:val="left" w:pos="9146"/>
+        </w:tabs>
+        <w:rPr>
+          <w:rFonts w:ascii="Courier New" w:hAnsi="Courier New" w:cs="Courier New"/>
+        </w:rPr>
+      </w:pPr>
+    </w:p>
+    <w:p>
+      <w:pPr>
+        <w:tabs>
+          <w:tab w:val="left" w:pos="9146"/>
+        </w:tabs>
+        <w:rPr>
+          <w:rFonts w:ascii="Courier New" w:hAnsi="Courier New" w:cs="Courier New"/>
+        </w:rPr>
+      </w:pPr>
+      <w:r>
+        <w:rPr>
+          <w:rFonts w:ascii="Courier New" w:hAnsi="Courier New" w:cs="Courier New"/>
+        </w:rPr>
+        <w:t>================================================================</w:t>
+      </w:r>
+    </w:p>
+    <w:p>
+      <w:pPr>
+        <w:tabs>
+          <w:tab w:val="left" w:pos="9146"/>
+        </w:tabs>
+        <w:rPr>
+          <w:rFonts w:ascii="Courier New" w:hAnsi="Courier New" w:cs="Courier New"/>
+        </w:rPr>
+      </w:pPr>
+      <w:r>
+        <w:rPr>
+          <w:rFonts w:ascii="Courier New" w:hAnsi="Courier New" w:cs="Courier New"/>
+        </w:rPr>
+        <w:t>IV. HÀM ĐỌC FILE APPSETTINGS.JSON ĐỂ ĐƯA VÀO DBCONTEXT</w:t>
+      </w:r>
+    </w:p>
+    <w:p>
+      <w:pPr>
+        <w:tabs>
+          <w:tab w:val="left" w:pos="9146"/>
+        </w:tabs>
+        <w:rPr>
+          <w:rFonts w:ascii="Courier New" w:hAnsi="Courier New" w:cs="Courier New"/>
+        </w:rPr>
+      </w:pPr>
+    </w:p>
+    <w:p>
+      <w:pPr>
+        <w:tabs>
+          <w:tab w:val="left" w:pos="9146"/>
+        </w:tabs>
+        <w:rPr>
+          <w:rFonts w:ascii="Courier New" w:hAnsi="Courier New" w:cs="Courier New"/>
+        </w:rPr>
+      </w:pPr>
+      <w:r>
+        <w:rPr>
+          <w:rFonts w:ascii="Courier New" w:hAnsi="Courier New" w:cs="Courier New"/>
+        </w:rPr>
+        <w:t>----------------------------------------------------------------</w:t>
+      </w:r>
+    </w:p>
+    <w:p>
+      <w:pPr>
+        <w:tabs>
+          <w:tab w:val="left" w:pos="9146"/>
+        </w:tabs>
+        <w:rPr>
+          <w:rFonts w:ascii="Courier New" w:hAnsi="Courier New" w:cs="Courier New"/>
+        </w:rPr>
+      </w:pPr>
+      <w:r>
+        <w:rPr>
+          <w:rFonts w:ascii="Courier New" w:hAnsi="Courier New" w:cs="Courier New"/>
+        </w:rPr>
+        <w:t>1. CÀI ĐẶT CÁC NUGET PACKAGE SAU:</w:t>
+      </w:r>
+    </w:p>
+    <w:p>
+      <w:pPr>
+        <w:tabs>
+          <w:tab w:val="left" w:pos="9146"/>
+        </w:tabs>
+        <w:rPr>
+          <w:rFonts w:ascii="Courier New" w:hAnsi="Courier New" w:cs="Courier New"/>
+        </w:rPr>
+      </w:pPr>
+      <w:r>
+        <w:rPr>
+          <w:rFonts w:ascii="Courier New" w:hAnsi="Courier New" w:cs="Courier New"/>
+        </w:rPr>
+        <w:lastRenderedPageBreak/>
+        <w:t>- Microsoft.Extensions.Configuration</w:t>
+      </w:r>
+    </w:p>
+    <w:p>
+      <w:pPr>
+        <w:tabs>
+          <w:tab w:val="left" w:pos="9146"/>
+        </w:tabs>
+        <w:rPr>
+          <w:rFonts w:ascii="Courier New" w:hAnsi="Courier New" w:cs="Courier New"/>
+        </w:rPr>
+      </w:pPr>
+      <w:r>
+        <w:rPr>
+          <w:rFonts w:ascii="Courier New" w:hAnsi="Courier New" w:cs="Courier New"/>
+        </w:rPr>
+        <w:t>- Microsoft.Extensions.Configuration.Json</w:t>
+      </w:r>
+    </w:p>
+    <w:p>
+      <w:pPr>
+        <w:tabs>
+          <w:tab w:val="left" w:pos="9146"/>
+        </w:tabs>
+        <w:rPr>
+          <w:rFonts w:ascii="Courier New" w:hAnsi="Courier New" w:cs="Courier New"/>
+        </w:rPr>
+      </w:pPr>
+      <w:r>
+        <w:rPr>
+          <w:rFonts w:ascii="Courier New" w:hAnsi="Courier New" w:cs="Courier New"/>
+        </w:rPr>
+        <w:t>- Microsoft.Extensions.Configuration.FileExtensions</w:t>
+      </w:r>
+    </w:p>
+    <w:p>
+      <w:pPr>
+        <w:tabs>
+          <w:tab w:val="left" w:pos="9146"/>
+        </w:tabs>
+        <w:rPr>
+          <w:rFonts w:ascii="Courier New" w:hAnsi="Courier New" w:cs="Courier New"/>
+        </w:rPr>
+      </w:pPr>
+    </w:p>
+    <w:p>
+      <w:pPr>
+        <w:tabs>
+          <w:tab w:val="left" w:pos="9146"/>
+        </w:tabs>
+        <w:rPr>
+          <w:rFonts w:ascii="Courier New" w:hAnsi="Courier New" w:cs="Courier New"/>
+        </w:rPr>
+      </w:pPr>
+      <w:r>
+        <w:rPr>
+          <w:rFonts w:ascii="Courier New" w:hAnsi="Courier New" w:cs="Courier New"/>
+        </w:rPr>
+        <w:t>----------------------------------------------------------------</w:t>
+      </w:r>
+    </w:p>
+    <w:p>
+      <w:pPr>
+        <w:tabs>
+          <w:tab w:val="left" w:pos="9146"/>
+        </w:tabs>
+        <w:rPr>
+          <w:rFonts w:ascii="Courier New" w:hAnsi="Courier New" w:cs="Courier New"/>
+        </w:rPr>
+      </w:pPr>
+      <w:r>
+        <w:rPr>
+          <w:rFonts w:ascii="Courier New" w:hAnsi="Courier New" w:cs="Courier New"/>
+        </w:rPr>
+        <w:t>2. DÙNG 1 TRONG CÁC HÀM SAU ĐỂ ĐỌC THÔNG TIN CHUỖI KẾT NỐI CSDL TRONG FILE appsettings.json</w:t>
+      </w:r>
+    </w:p>
+    <w:p>
+      <w:pPr>
+        <w:tabs>
+          <w:tab w:val="left" w:pos="9146"/>
+        </w:tabs>
+        <w:rPr>
+          <w:rFonts w:ascii="Courier New" w:hAnsi="Courier New" w:cs="Courier New"/>
+        </w:rPr>
+      </w:pPr>
+    </w:p>
+    <w:p>
+      <w:pPr>
+        <w:tabs>
+          <w:tab w:val="left" w:pos="9146"/>
+        </w:tabs>
+        <w:rPr>
+          <w:rFonts w:ascii="Courier New" w:hAnsi="Courier New" w:cs="Courier New"/>
+        </w:rPr>
+      </w:pPr>
+      <w:r>
+        <w:rPr>
+          <w:rFonts w:ascii="Courier New" w:hAnsi="Courier New" w:cs="Courier New"/>
+        </w:rPr>
+        <w:t>private string GetConnectionString()</w:t>
+      </w:r>
+    </w:p>
+    <w:p>
+      <w:pPr>
+        <w:tabs>
+          <w:tab w:val="left" w:pos="9146"/>
+        </w:tabs>
+        <w:rPr>
+          <w:rFonts w:ascii="Courier New" w:hAnsi="Courier New" w:cs="Courier New"/>
+        </w:rPr>
+      </w:pPr>
+      <w:r>
+        <w:rPr>
+          <w:rFonts w:ascii="Courier New" w:hAnsi="Courier New" w:cs="Courier New"/>
+        </w:rPr>
+        <w:t>{</w:t>
+      </w:r>
+    </w:p>
+    <w:p>
+      <w:pPr>
+        <w:tabs>
+          <w:tab w:val="left" w:pos="9146"/>
+        </w:tabs>
+        <w:rPr>
+          <w:rFonts w:ascii="Courier New" w:hAnsi="Courier New" w:cs="Courier New"/>
+        </w:rPr>
+      </w:pPr>
+      <w:r>
+        <w:rPr>
+          <w:rFonts w:ascii="Courier New" w:hAnsi="Courier New" w:cs="Courier New"/>
+        </w:rPr>
+        <w:t xml:space="preserve">    IConfiguration config = new ConfigurationBuilder()</w:t>
+      </w:r>
+    </w:p>
+    <w:p>
+      <w:pPr>
+        <w:tabs>
+          <w:tab w:val="left" w:pos="9146"/>
+        </w:tabs>
+        <w:rPr>
+          <w:rFonts w:ascii="Courier New" w:hAnsi="Courier New" w:cs="Courier New"/>
+        </w:rPr>
+      </w:pPr>
+      <w:r>
+        <w:rPr>
+          <w:rFonts w:ascii="Courier New" w:hAnsi="Courier New" w:cs="Courier New"/>
+        </w:rPr>
+        <w:t xml:space="preserve">        .SetBasePath(Directory.GetCurrentDirectory())</w:t>
+      </w:r>
+    </w:p>
+    <w:p>
+      <w:pPr>
+        <w:tabs>
+          <w:tab w:val="left" w:pos="9146"/>
+        </w:tabs>
+        <w:rPr>
+          <w:rFonts w:ascii="Courier New" w:hAnsi="Courier New" w:cs="Courier New"/>
+        </w:rPr>
+      </w:pPr>
+      <w:r>
+        <w:rPr>
+          <w:rFonts w:ascii="Courier New" w:hAnsi="Courier New" w:cs="Courier New"/>
+        </w:rPr>
+        <w:t xml:space="preserve">        .AddJsonFile("appsettings.json", true, true)</w:t>
+      </w:r>
+    </w:p>
+    <w:p>
+      <w:pPr>
+        <w:tabs>
+          <w:tab w:val="left" w:pos="9146"/>
+        </w:tabs>
+        <w:rPr>
+          <w:rFonts w:ascii="Courier New" w:hAnsi="Courier New" w:cs="Courier New"/>
+        </w:rPr>
+      </w:pPr>
+      <w:r>
+        <w:rPr>
+          <w:rFonts w:ascii="Courier New" w:hAnsi="Courier New" w:cs="Courier New"/>
+        </w:rPr>
+        <w:t xml:space="preserve">        .Build();</w:t>
+      </w:r>
+    </w:p>
+    <w:p>
+      <w:pPr>
+        <w:tabs>
+          <w:tab w:val="left" w:pos="9146"/>
+        </w:tabs>
+        <w:rPr>
+          <w:rFonts w:ascii="Courier New" w:hAnsi="Courier New" w:cs="Courier New"/>
+        </w:rPr>
+      </w:pPr>
+    </w:p>
+    <w:p>
+      <w:pPr>
+        <w:tabs>
+          <w:tab w:val="left" w:pos="9146"/>
+        </w:tabs>
+        <w:rPr>
+          <w:rFonts w:ascii="Courier New" w:hAnsi="Courier New" w:cs="Courier New"/>
+        </w:rPr>
+      </w:pPr>
+      <w:r>
+        <w:rPr>
+          <w:rFonts w:ascii="Courier New" w:hAnsi="Courier New" w:cs="Courier New"/>
+        </w:rPr>
+        <w:t xml:space="preserve">    return config.GetConnectionString("DefaultConnectionStringDB")</w:t>
+      </w:r>
+    </w:p>
+    <w:p>
+      <w:pPr>
+        <w:tabs>
+          <w:tab w:val="left" w:pos="9146"/>
+        </w:tabs>
+        <w:rPr>
+          <w:rFonts w:ascii="Courier New" w:hAnsi="Courier New" w:cs="Courier New"/>
+        </w:rPr>
+      </w:pPr>
+      <w:r>
+        <w:rPr>
+          <w:rFonts w:ascii="Courier New" w:hAnsi="Courier New" w:cs="Courier New"/>
+        </w:rPr>
+        <w:t xml:space="preserve">        ?? throw new InvalidOperationException(</w:t>
+      </w:r>
+    </w:p>
+    <w:p>
+      <w:pPr>
+        <w:tabs>
+          <w:tab w:val="left" w:pos="9146"/>
+        </w:tabs>
+        <w:rPr>
+          <w:rFonts w:ascii="Courier New" w:hAnsi="Courier New" w:cs="Courier New"/>
+        </w:rPr>
+      </w:pPr>
+      <w:r>
+        <w:rPr>
+          <w:rFonts w:ascii="Courier New" w:hAnsi="Courier New" w:cs="Courier New"/>
+        </w:rPr>
+        <w:t xml:space="preserve">            "Connection string DefaultConnectionStringDB not found."</w:t>
+      </w:r>
+    </w:p>
+    <w:p>
+      <w:pPr>
+        <w:tabs>
+          <w:tab w:val="left" w:pos="9146"/>
+        </w:tabs>
+        <w:rPr>
+          <w:rFonts w:ascii="Courier New" w:hAnsi="Courier New" w:cs="Courier New"/>
+        </w:rPr>
+      </w:pPr>
+      <w:r>
+        <w:rPr>
+          <w:rFonts w:ascii="Courier New" w:hAnsi="Courier New" w:cs="Courier New"/>
+        </w:rPr>
+        <w:t xml:space="preserve">        );</w:t>
+      </w:r>
+    </w:p>
+    <w:p>
+      <w:pPr>
+        <w:tabs>
+          <w:tab w:val="left" w:pos="9146"/>
+        </w:tabs>
+        <w:rPr>
+          <w:rFonts w:ascii="Courier New" w:hAnsi="Courier New" w:cs="Courier New"/>
+        </w:rPr>
+      </w:pPr>
+      <w:r>
+        <w:rPr>
+          <w:rFonts w:ascii="Courier New" w:hAnsi="Courier New" w:cs="Courier New"/>
+        </w:rPr>
+        <w:t>}</w:t>
+      </w:r>
+    </w:p>
+    <w:p>
+      <w:pPr>
+        <w:tabs>
+          <w:tab w:val="left" w:pos="9146"/>
+        </w:tabs>
+        <w:rPr>
+          <w:rFonts w:ascii="Courier New" w:hAnsi="Courier New" w:cs="Courier New"/>
+        </w:rPr>
+      </w:pPr>
+    </w:p>
+    <w:p>
+      <w:pPr>
+        <w:tabs>
+          <w:tab w:val="left" w:pos="9146"/>
+        </w:tabs>
+        <w:rPr>
+          <w:rFonts w:ascii="Courier New" w:hAnsi="Courier New" w:cs="Courier New"/>
+        </w:rPr>
+      </w:pPr>
+      <w:r>
+        <w:rPr>
+          <w:rFonts w:ascii="Courier New" w:hAnsi="Courier New" w:cs="Courier New"/>
+        </w:rPr>
+        <w:t>----------------------------------------------------------------</w:t>
+      </w:r>
+    </w:p>
+    <w:p>
+      <w:pPr>
+        <w:tabs>
+          <w:tab w:val="left" w:pos="9146"/>
+        </w:tabs>
+        <w:rPr>
+          <w:rFonts w:ascii="Courier New" w:hAnsi="Courier New" w:cs="Courier New"/>
+        </w:rPr>
+      </w:pPr>
+      <w:r>
+        <w:rPr>
+          <w:rFonts w:ascii="Courier New" w:hAnsi="Courier New" w:cs="Courier New"/>
+        </w:rPr>
+        <w:t>private string GetConnectionString()</w:t>
+      </w:r>
+    </w:p>
+    <w:p>
+      <w:pPr>
+        <w:tabs>
+          <w:tab w:val="left" w:pos="9146"/>
+        </w:tabs>
+        <w:rPr>
+          <w:rFonts w:ascii="Courier New" w:hAnsi="Courier New" w:cs="Courier New"/>
+        </w:rPr>
+      </w:pPr>
+      <w:r>
+        <w:rPr>
+          <w:rFonts w:ascii="Courier New" w:hAnsi="Courier New" w:cs="Courier New"/>
+        </w:rPr>
+        <w:t>{</w:t>
+      </w:r>
+    </w:p>
+    <w:p>
+      <w:pPr>
+        <w:tabs>
+          <w:tab w:val="left" w:pos="9146"/>
+        </w:tabs>
+        <w:rPr>
+          <w:rFonts w:ascii="Courier New" w:hAnsi="Courier New" w:cs="Courier New"/>
+        </w:rPr>
+      </w:pPr>
+      <w:r>
+        <w:rPr>
+          <w:rFonts w:ascii="Courier New" w:hAnsi="Courier New" w:cs="Courier New"/>
+        </w:rPr>
+        <w:t xml:space="preserve">    IConfiguration config = new ConfigurationBuilder()</w:t>
+      </w:r>
+    </w:p>
+    <w:p>
+      <w:pPr>
+        <w:tabs>
+          <w:tab w:val="left" w:pos="9146"/>
+        </w:tabs>
+        <w:rPr>
+          <w:rFonts w:ascii="Courier New" w:hAnsi="Courier New" w:cs="Courier New"/>
+        </w:rPr>
+      </w:pPr>
+      <w:r>
+        <w:rPr>
+          <w:rFonts w:ascii="Courier New" w:hAnsi="Courier New" w:cs="Courier New"/>
+        </w:rPr>
+        <w:t xml:space="preserve">        .SetBasePath(Directory.GetCurrentDirectory())</w:t>
+      </w:r>
+    </w:p>
+    <w:p>
+      <w:pPr>
+        <w:tabs>
+          <w:tab w:val="left" w:pos="9146"/>
+        </w:tabs>
+        <w:rPr>
+          <w:rFonts w:ascii="Courier New" w:hAnsi="Courier New" w:cs="Courier New"/>
+        </w:rPr>
+      </w:pPr>
+      <w:r>
+        <w:rPr>
+          <w:rFonts w:ascii="Courier New" w:hAnsi="Courier New" w:cs="Courier New"/>
+        </w:rPr>
+        <w:t xml:space="preserve">        .AddJsonFile("appsettings.json", true, true)</w:t>
+      </w:r>
+    </w:p>
+    <w:p>
+      <w:pPr>
+        <w:tabs>
+          <w:tab w:val="left" w:pos="9146"/>
+        </w:tabs>
+        <w:rPr>
+          <w:rFonts w:ascii="Courier New" w:hAnsi="Courier New" w:cs="Courier New"/>
+        </w:rPr>
+      </w:pPr>
+      <w:r>
+        <w:rPr>
+          <w:rFonts w:ascii="Courier New" w:hAnsi="Courier New" w:cs="Courier New"/>
+        </w:rPr>
+        <w:t xml:space="preserve">        .Build();</w:t>
+      </w:r>
+    </w:p>
+    <w:p>
+      <w:pPr>
+        <w:tabs>
+          <w:tab w:val="left" w:pos="9146"/>
+        </w:tabs>
+        <w:rPr>
+          <w:rFonts w:ascii="Courier New" w:hAnsi="Courier New" w:cs="Courier New"/>
+        </w:rPr>
+      </w:pPr>
+    </w:p>
+    <w:p>
+      <w:pPr>
+        <w:tabs>
+          <w:tab w:val="left" w:pos="9146"/>
+        </w:tabs>
+        <w:rPr>
+          <w:rFonts w:ascii="Courier New" w:hAnsi="Courier New" w:cs="Courier New"/>
+        </w:rPr>
+      </w:pPr>
+      <w:r>
+        <w:rPr>
+          <w:rFonts w:ascii="Courier New" w:hAnsi="Courier New" w:cs="Courier New"/>
+        </w:rPr>
+        <w:lastRenderedPageBreak/>
+        <w:t xml:space="preserve">    return config["ConnectionStrings:DefaultConnectionStringDB"]</w:t>
+      </w:r>
+    </w:p>
+    <w:p>
+      <w:pPr>
+        <w:tabs>
+          <w:tab w:val="left" w:pos="9146"/>
+        </w:tabs>
+        <w:rPr>
+          <w:rFonts w:ascii="Courier New" w:hAnsi="Courier New" w:cs="Courier New"/>
+        </w:rPr>
+      </w:pPr>
+      <w:r>
+        <w:rPr>
+          <w:rFonts w:ascii="Courier New" w:hAnsi="Courier New" w:cs="Courier New"/>
+        </w:rPr>
+        <w:t xml:space="preserve">        ?? throw new InvalidOperationException(</w:t>
+      </w:r>
+    </w:p>
+    <w:p>
+      <w:pPr>
+        <w:tabs>
+          <w:tab w:val="left" w:pos="9146"/>
+        </w:tabs>
+        <w:rPr>
+          <w:rFonts w:ascii="Courier New" w:hAnsi="Courier New" w:cs="Courier New"/>
+        </w:rPr>
+      </w:pPr>
+      <w:r>
+        <w:rPr>
+          <w:rFonts w:ascii="Courier New" w:hAnsi="Courier New" w:cs="Courier New"/>
+        </w:rPr>
+        <w:t xml:space="preserve">            "Connection string DefaultConnectionStringDB not found."</w:t>
+      </w:r>
+    </w:p>
+    <w:p>
+      <w:pPr>
+        <w:tabs>
+          <w:tab w:val="left" w:pos="9146"/>
+        </w:tabs>
+        <w:rPr>
+          <w:rFonts w:ascii="Courier New" w:hAnsi="Courier New" w:cs="Courier New"/>
+        </w:rPr>
+      </w:pPr>
+      <w:r>
+        <w:rPr>
+          <w:rFonts w:ascii="Courier New" w:hAnsi="Courier New" w:cs="Courier New"/>
+        </w:rPr>
+        <w:t xml:space="preserve">        );</w:t>
+      </w:r>
+    </w:p>
+    <w:p>
+      <w:pPr>
+        <w:tabs>
+          <w:tab w:val="left" w:pos="9146"/>
+        </w:tabs>
+        <w:rPr>
+          <w:rFonts w:ascii="Courier New" w:hAnsi="Courier New" w:cs="Courier New"/>
+        </w:rPr>
+      </w:pPr>
+      <w:r>
+        <w:rPr>
+          <w:rFonts w:ascii="Courier New" w:hAnsi="Courier New" w:cs="Courier New"/>
+        </w:rPr>
+        <w:t>}</w:t>
+      </w:r>
+    </w:p>
+    <w:p>
+      <w:pPr>
+        <w:tabs>
+          <w:tab w:val="left" w:pos="9146"/>
+        </w:tabs>
+        <w:rPr>
+          <w:rFonts w:ascii="Courier New" w:hAnsi="Courier New" w:cs="Courier New"/>
+        </w:rPr>
+      </w:pPr>
+    </w:p>
     <w:p>
       <w:pPr>
         <w:tabs>

--- a/setup/SQL Server Database Connection.docx
+++ b/setup/SQL Server Database Connection.docx
@@ -1168,6 +1168,92 @@
           <w:rFonts w:ascii="Courier New" w:hAnsi="Courier New" w:cs="Courier New"/>
         </w:rPr>
       </w:pPr>
+      <w:r>
+        <w:rPr>
+          <w:rFonts w:ascii="Courier New" w:hAnsi="Courier New" w:cs="Courier New"/>
+        </w:rPr>
+        <w:t>dotnet ef dbcontext scaffold</w:t>
+      </w:r>
+      <w:r>
+        <w:rPr>
+          <w:rFonts w:ascii="Courier New" w:hAnsi="Courier New" w:cs="Courier New"/>
+        </w:rPr>
+        <w:t xml:space="preserve"> </w:t>
+      </w:r>
+      <w:r>
+        <w:rPr>
+          <w:rFonts w:ascii="Courier New" w:hAnsi="Courier New" w:cs="Courier New"/>
+        </w:rPr>
+        <w:t>"</w:t>
+      </w:r>
+      <w:r>
+        <w:rPr>
+          <w:rFonts w:ascii="Courier New" w:hAnsi="Courier New" w:cs="Courier New"/>
+        </w:rPr>
+        <w:t>Server=(local);uid=</w:t>
+      </w:r>
+      <w:r>
+        <w:rPr>
+          <w:rFonts w:ascii="Courier New" w:hAnsi="Courier New" w:cs="Courier New"/>
+          <w:b/>
+          <w:bCs/>
+          <w:color w:val="EE0000"/>
+        </w:rPr>
+        <w:t>sa</w:t>
+      </w:r>
+      <w:r>
+        <w:rPr>
+          <w:rFonts w:ascii="Courier New" w:hAnsi="Courier New" w:cs="Courier New"/>
+        </w:rPr>
+        <w:t>;pwd=</w:t>
+      </w:r>
+      <w:r>
+        <w:rPr>
+          <w:rFonts w:ascii="Courier New" w:hAnsi="Courier New" w:cs="Courier New"/>
+          <w:b/>
+          <w:bCs/>
+          <w:color w:val="EE0000"/>
+        </w:rPr>
+        <w:t>12345</w:t>
+      </w:r>
+      <w:r>
+        <w:rPr>
+          <w:rFonts w:ascii="Courier New" w:hAnsi="Courier New" w:cs="Courier New"/>
+        </w:rPr>
+        <w:t>;database=</w:t>
+      </w:r>
+      <w:r>
+        <w:rPr>
+          <w:rFonts w:ascii="Courier New" w:hAnsi="Courier New" w:cs="Courier New"/>
+          <w:b/>
+          <w:bCs/>
+          <w:color w:val="EE0000"/>
+        </w:rPr>
+        <w:t>SU26_DieuDao</w:t>
+      </w:r>
+      <w:r>
+        <w:rPr>
+          <w:rFonts w:ascii="Courier New" w:hAnsi="Courier New" w:cs="Courier New"/>
+        </w:rPr>
+        <w:t>;TrustServerCertificate=Tru</w:t>
+      </w:r>
+      <w:r>
+        <w:rPr>
+          <w:rFonts w:ascii="Courier New" w:hAnsi="Courier New" w:cs="Courier New"/>
+        </w:rPr>
+        <w:lastRenderedPageBreak/>
+        <w:t>e" Microsoft.EntityFrameworkCore.SqlServer --output-dir .\DAL\Entities --context-dir .\DAL</w:t>
+      </w:r>
+    </w:p>
+    <w:p>
+      <w:pPr>
+        <w:tabs>
+          <w:tab w:val="left" w:pos="9146"/>
+        </w:tabs>
+        <w:rPr>
+          <w:rFonts w:ascii="Courier New" w:hAnsi="Courier New" w:cs="Courier New"/>
+        </w:rPr>
+      </w:pPr>
     </w:p>
     <w:p>
       <w:pPr>
@@ -1504,6 +1590,7 @@
         <w:rPr>
           <w:rFonts w:ascii="Courier New" w:hAnsi="Courier New" w:cs="Courier New"/>
         </w:rPr>
+        <w:lastRenderedPageBreak/>
         <w:t>IV. HÀM ĐỌC FILE APPSETTINGS.JSON ĐỂ ĐƯA VÀO DBCONTEXT</w:t>
       </w:r>
     </w:p>
@@ -1562,155 +1649,367 @@
         <w:rPr>
           <w:rFonts w:ascii="Courier New" w:hAnsi="Courier New" w:cs="Courier New"/>
         </w:rPr>
+        <w:t>- Microsoft.Extensions.Configuration</w:t>
+      </w:r>
+    </w:p>
+    <w:p>
+      <w:pPr>
+        <w:tabs>
+          <w:tab w:val="left" w:pos="9146"/>
+        </w:tabs>
+        <w:rPr>
+          <w:rFonts w:ascii="Courier New" w:hAnsi="Courier New" w:cs="Courier New"/>
+        </w:rPr>
+      </w:pPr>
+      <w:r>
+        <w:rPr>
+          <w:rFonts w:ascii="Courier New" w:hAnsi="Courier New" w:cs="Courier New"/>
+        </w:rPr>
+        <w:t>- Microsoft.Extensions.Configuration.Json</w:t>
+      </w:r>
+    </w:p>
+    <w:p>
+      <w:pPr>
+        <w:tabs>
+          <w:tab w:val="left" w:pos="9146"/>
+        </w:tabs>
+        <w:rPr>
+          <w:rFonts w:ascii="Courier New" w:hAnsi="Courier New" w:cs="Courier New"/>
+        </w:rPr>
+      </w:pPr>
+      <w:r>
+        <w:rPr>
+          <w:rFonts w:ascii="Courier New" w:hAnsi="Courier New" w:cs="Courier New"/>
+        </w:rPr>
+        <w:t>- Microsoft.Extensions.Configuration.FileExtensions</w:t>
+      </w:r>
+    </w:p>
+    <w:p>
+      <w:pPr>
+        <w:tabs>
+          <w:tab w:val="left" w:pos="9146"/>
+        </w:tabs>
+        <w:rPr>
+          <w:rFonts w:ascii="Courier New" w:hAnsi="Courier New" w:cs="Courier New"/>
+        </w:rPr>
+      </w:pPr>
+    </w:p>
+    <w:p>
+      <w:pPr>
+        <w:tabs>
+          <w:tab w:val="left" w:pos="9146"/>
+        </w:tabs>
+        <w:rPr>
+          <w:rFonts w:ascii="Courier New" w:hAnsi="Courier New" w:cs="Courier New"/>
+        </w:rPr>
+      </w:pPr>
+      <w:r>
+        <w:rPr>
+          <w:rFonts w:ascii="Courier New" w:hAnsi="Courier New" w:cs="Courier New"/>
+        </w:rPr>
+        <w:t>----------------------------------------------------------------</w:t>
+      </w:r>
+    </w:p>
+    <w:p>
+      <w:pPr>
+        <w:tabs>
+          <w:tab w:val="left" w:pos="9146"/>
+        </w:tabs>
+        <w:rPr>
+          <w:rFonts w:ascii="Courier New" w:hAnsi="Courier New" w:cs="Courier New"/>
+        </w:rPr>
+      </w:pPr>
+      <w:r>
+        <w:rPr>
+          <w:rFonts w:ascii="Courier New" w:hAnsi="Courier New" w:cs="Courier New"/>
+        </w:rPr>
+        <w:t>2. DÙNG 1 TRONG CÁC HÀM SAU ĐỂ ĐỌC THÔNG TIN CHUỖI KẾT NỐI CSDL TRONG FILE appsettings.json</w:t>
+      </w:r>
+    </w:p>
+    <w:p>
+      <w:pPr>
+        <w:tabs>
+          <w:tab w:val="left" w:pos="9146"/>
+        </w:tabs>
+        <w:rPr>
+          <w:rFonts w:ascii="Courier New" w:hAnsi="Courier New" w:cs="Courier New"/>
+        </w:rPr>
+      </w:pPr>
+    </w:p>
+    <w:p>
+      <w:pPr>
+        <w:tabs>
+          <w:tab w:val="left" w:pos="9146"/>
+        </w:tabs>
+        <w:rPr>
+          <w:rFonts w:ascii="Courier New" w:hAnsi="Courier New" w:cs="Courier New"/>
+        </w:rPr>
+      </w:pPr>
+      <w:r>
+        <w:rPr>
+          <w:rFonts w:ascii="Courier New" w:hAnsi="Courier New" w:cs="Courier New"/>
+        </w:rPr>
+        <w:t>private string GetConnectionString()</w:t>
+      </w:r>
+    </w:p>
+    <w:p>
+      <w:pPr>
+        <w:tabs>
+          <w:tab w:val="left" w:pos="9146"/>
+        </w:tabs>
+        <w:rPr>
+          <w:rFonts w:ascii="Courier New" w:hAnsi="Courier New" w:cs="Courier New"/>
+        </w:rPr>
+      </w:pPr>
+      <w:r>
+        <w:rPr>
+          <w:rFonts w:ascii="Courier New" w:hAnsi="Courier New" w:cs="Courier New"/>
+        </w:rPr>
+        <w:t>{</w:t>
+      </w:r>
+    </w:p>
+    <w:p>
+      <w:pPr>
+        <w:tabs>
+          <w:tab w:val="left" w:pos="9146"/>
+        </w:tabs>
+        <w:rPr>
+          <w:rFonts w:ascii="Courier New" w:hAnsi="Courier New" w:cs="Courier New"/>
+        </w:rPr>
+      </w:pPr>
+      <w:r>
+        <w:rPr>
+          <w:rFonts w:ascii="Courier New" w:hAnsi="Courier New" w:cs="Courier New"/>
+        </w:rPr>
+        <w:t xml:space="preserve">    IConfiguration config = new ConfigurationBuilder()</w:t>
+      </w:r>
+    </w:p>
+    <w:p>
+      <w:pPr>
+        <w:tabs>
+          <w:tab w:val="left" w:pos="9146"/>
+        </w:tabs>
+        <w:rPr>
+          <w:rFonts w:ascii="Courier New" w:hAnsi="Courier New" w:cs="Courier New"/>
+        </w:rPr>
+      </w:pPr>
+      <w:r>
+        <w:rPr>
+          <w:rFonts w:ascii="Courier New" w:hAnsi="Courier New" w:cs="Courier New"/>
+        </w:rPr>
+        <w:t xml:space="preserve">        .SetBasePath(Directory.GetCurrentDirectory())</w:t>
+      </w:r>
+    </w:p>
+    <w:p>
+      <w:pPr>
+        <w:tabs>
+          <w:tab w:val="left" w:pos="9146"/>
+        </w:tabs>
+        <w:rPr>
+          <w:rFonts w:ascii="Courier New" w:hAnsi="Courier New" w:cs="Courier New"/>
+        </w:rPr>
+      </w:pPr>
+      <w:r>
+        <w:rPr>
+          <w:rFonts w:ascii="Courier New" w:hAnsi="Courier New" w:cs="Courier New"/>
+        </w:rPr>
+        <w:t xml:space="preserve">        .AddJsonFile("appsettings.json", true, true)</w:t>
+      </w:r>
+    </w:p>
+    <w:p>
+      <w:pPr>
+        <w:tabs>
+          <w:tab w:val="left" w:pos="9146"/>
+        </w:tabs>
+        <w:rPr>
+          <w:rFonts w:ascii="Courier New" w:hAnsi="Courier New" w:cs="Courier New"/>
+        </w:rPr>
+      </w:pPr>
+      <w:r>
+        <w:rPr>
+          <w:rFonts w:ascii="Courier New" w:hAnsi="Courier New" w:cs="Courier New"/>
+        </w:rPr>
+        <w:t xml:space="preserve">        .Build();</w:t>
+      </w:r>
+    </w:p>
+    <w:p>
+      <w:pPr>
+        <w:tabs>
+          <w:tab w:val="left" w:pos="9146"/>
+        </w:tabs>
+        <w:rPr>
+          <w:rFonts w:ascii="Courier New" w:hAnsi="Courier New" w:cs="Courier New"/>
+        </w:rPr>
+      </w:pPr>
+    </w:p>
+    <w:p>
+      <w:pPr>
+        <w:tabs>
+          <w:tab w:val="left" w:pos="9146"/>
+        </w:tabs>
+        <w:rPr>
+          <w:rFonts w:ascii="Courier New" w:hAnsi="Courier New" w:cs="Courier New"/>
+        </w:rPr>
+      </w:pPr>
+      <w:r>
+        <w:rPr>
+          <w:rFonts w:ascii="Courier New" w:hAnsi="Courier New" w:cs="Courier New"/>
+        </w:rPr>
+        <w:t xml:space="preserve">    return config.GetConnectionString("DefaultConnectionStringDB")</w:t>
+      </w:r>
+    </w:p>
+    <w:p>
+      <w:pPr>
+        <w:tabs>
+          <w:tab w:val="left" w:pos="9146"/>
+        </w:tabs>
+        <w:rPr>
+          <w:rFonts w:ascii="Courier New" w:hAnsi="Courier New" w:cs="Courier New"/>
+        </w:rPr>
+      </w:pPr>
+      <w:r>
+        <w:rPr>
+          <w:rFonts w:ascii="Courier New" w:hAnsi="Courier New" w:cs="Courier New"/>
+        </w:rPr>
+        <w:t xml:space="preserve">        ?? throw new InvalidOperationException(</w:t>
+      </w:r>
+    </w:p>
+    <w:p>
+      <w:pPr>
+        <w:tabs>
+          <w:tab w:val="left" w:pos="9146"/>
+        </w:tabs>
+        <w:rPr>
+          <w:rFonts w:ascii="Courier New" w:hAnsi="Courier New" w:cs="Courier New"/>
+        </w:rPr>
+      </w:pPr>
+      <w:r>
+        <w:rPr>
+          <w:rFonts w:ascii="Courier New" w:hAnsi="Courier New" w:cs="Courier New"/>
+        </w:rPr>
+        <w:t xml:space="preserve">            "Connection string DefaultConnectionStringDB not found."</w:t>
+      </w:r>
+    </w:p>
+    <w:p>
+      <w:pPr>
+        <w:tabs>
+          <w:tab w:val="left" w:pos="9146"/>
+        </w:tabs>
+        <w:rPr>
+          <w:rFonts w:ascii="Courier New" w:hAnsi="Courier New" w:cs="Courier New"/>
+        </w:rPr>
+      </w:pPr>
+      <w:r>
+        <w:rPr>
+          <w:rFonts w:ascii="Courier New" w:hAnsi="Courier New" w:cs="Courier New"/>
+        </w:rPr>
+        <w:t xml:space="preserve">        );</w:t>
+      </w:r>
+    </w:p>
+    <w:p>
+      <w:pPr>
+        <w:tabs>
+          <w:tab w:val="left" w:pos="9146"/>
+        </w:tabs>
+        <w:rPr>
+          <w:rFonts w:ascii="Courier New" w:hAnsi="Courier New" w:cs="Courier New"/>
+        </w:rPr>
+      </w:pPr>
+      <w:r>
+        <w:rPr>
+          <w:rFonts w:ascii="Courier New" w:hAnsi="Courier New" w:cs="Courier New"/>
+        </w:rPr>
+        <w:t>}</w:t>
+      </w:r>
+    </w:p>
+    <w:p>
+      <w:pPr>
+        <w:tabs>
+          <w:tab w:val="left" w:pos="9146"/>
+        </w:tabs>
+        <w:rPr>
+          <w:rFonts w:ascii="Courier New" w:hAnsi="Courier New" w:cs="Courier New"/>
+        </w:rPr>
+      </w:pPr>
+    </w:p>
+    <w:p>
+      <w:pPr>
+        <w:tabs>
+          <w:tab w:val="left" w:pos="9146"/>
+        </w:tabs>
+        <w:rPr>
+          <w:rFonts w:ascii="Courier New" w:hAnsi="Courier New" w:cs="Courier New"/>
+        </w:rPr>
+      </w:pPr>
+      <w:r>
+        <w:rPr>
+          <w:rFonts w:ascii="Courier New" w:hAnsi="Courier New" w:cs="Courier New"/>
+        </w:rPr>
+        <w:t>----------------------------------------------------------------</w:t>
+      </w:r>
+    </w:p>
+    <w:p>
+      <w:pPr>
+        <w:tabs>
+          <w:tab w:val="left" w:pos="9146"/>
+        </w:tabs>
+        <w:rPr>
+          <w:rFonts w:ascii="Courier New" w:hAnsi="Courier New" w:cs="Courier New"/>
+        </w:rPr>
+      </w:pPr>
+      <w:r>
+        <w:rPr>
+          <w:rFonts w:ascii="Courier New" w:hAnsi="Courier New" w:cs="Courier New"/>
+        </w:rPr>
+        <w:t>private string GetConnectionString()</w:t>
+      </w:r>
+    </w:p>
+    <w:p>
+      <w:pPr>
+        <w:tabs>
+          <w:tab w:val="left" w:pos="9146"/>
+        </w:tabs>
+        <w:rPr>
+          <w:rFonts w:ascii="Courier New" w:hAnsi="Courier New" w:cs="Courier New"/>
+        </w:rPr>
+      </w:pPr>
+      <w:r>
+        <w:rPr>
+          <w:rFonts w:ascii="Courier New" w:hAnsi="Courier New" w:cs="Courier New"/>
+        </w:rPr>
+        <w:t>{</w:t>
+      </w:r>
+    </w:p>
+    <w:p>
+      <w:pPr>
+        <w:tabs>
+          <w:tab w:val="left" w:pos="9146"/>
+        </w:tabs>
+        <w:rPr>
+          <w:rFonts w:ascii="Courier New" w:hAnsi="Courier New" w:cs="Courier New"/>
+        </w:rPr>
+      </w:pPr>
+      <w:r>
+        <w:rPr>
+          <w:rFonts w:ascii="Courier New" w:hAnsi="Courier New" w:cs="Courier New"/>
+        </w:rPr>
+        <w:t xml:space="preserve">    IConfiguration config = new ConfigurationBuilder()</w:t>
+      </w:r>
+    </w:p>
+    <w:p>
+      <w:pPr>
+        <w:tabs>
+          <w:tab w:val="left" w:pos="9146"/>
+        </w:tabs>
+        <w:rPr>
+          <w:rFonts w:ascii="Courier New" w:hAnsi="Courier New" w:cs="Courier New"/>
+        </w:rPr>
+      </w:pPr>
+      <w:r>
+        <w:rPr>
+          <w:rFonts w:ascii="Courier New" w:hAnsi="Courier New" w:cs="Courier New"/>
+        </w:rPr>
         <w:lastRenderedPageBreak/>
-        <w:t>- Microsoft.Extensions.Configuration</w:t>
-      </w:r>
-    </w:p>
-    <w:p>
-      <w:pPr>
-        <w:tabs>
-          <w:tab w:val="left" w:pos="9146"/>
-        </w:tabs>
-        <w:rPr>
-          <w:rFonts w:ascii="Courier New" w:hAnsi="Courier New" w:cs="Courier New"/>
-        </w:rPr>
-      </w:pPr>
-      <w:r>
-        <w:rPr>
-          <w:rFonts w:ascii="Courier New" w:hAnsi="Courier New" w:cs="Courier New"/>
-        </w:rPr>
-        <w:t>- Microsoft.Extensions.Configuration.Json</w:t>
-      </w:r>
-    </w:p>
-    <w:p>
-      <w:pPr>
-        <w:tabs>
-          <w:tab w:val="left" w:pos="9146"/>
-        </w:tabs>
-        <w:rPr>
-          <w:rFonts w:ascii="Courier New" w:hAnsi="Courier New" w:cs="Courier New"/>
-        </w:rPr>
-      </w:pPr>
-      <w:r>
-        <w:rPr>
-          <w:rFonts w:ascii="Courier New" w:hAnsi="Courier New" w:cs="Courier New"/>
-        </w:rPr>
-        <w:t>- Microsoft.Extensions.Configuration.FileExtensions</w:t>
-      </w:r>
-    </w:p>
-    <w:p>
-      <w:pPr>
-        <w:tabs>
-          <w:tab w:val="left" w:pos="9146"/>
-        </w:tabs>
-        <w:rPr>
-          <w:rFonts w:ascii="Courier New" w:hAnsi="Courier New" w:cs="Courier New"/>
-        </w:rPr>
-      </w:pPr>
-    </w:p>
-    <w:p>
-      <w:pPr>
-        <w:tabs>
-          <w:tab w:val="left" w:pos="9146"/>
-        </w:tabs>
-        <w:rPr>
-          <w:rFonts w:ascii="Courier New" w:hAnsi="Courier New" w:cs="Courier New"/>
-        </w:rPr>
-      </w:pPr>
-      <w:r>
-        <w:rPr>
-          <w:rFonts w:ascii="Courier New" w:hAnsi="Courier New" w:cs="Courier New"/>
-        </w:rPr>
-        <w:t>----------------------------------------------------------------</w:t>
-      </w:r>
-    </w:p>
-    <w:p>
-      <w:pPr>
-        <w:tabs>
-          <w:tab w:val="left" w:pos="9146"/>
-        </w:tabs>
-        <w:rPr>
-          <w:rFonts w:ascii="Courier New" w:hAnsi="Courier New" w:cs="Courier New"/>
-        </w:rPr>
-      </w:pPr>
-      <w:r>
-        <w:rPr>
-          <w:rFonts w:ascii="Courier New" w:hAnsi="Courier New" w:cs="Courier New"/>
-        </w:rPr>
-        <w:t>2. DÙNG 1 TRONG CÁC HÀM SAU ĐỂ ĐỌC THÔNG TIN CHUỖI KẾT NỐI CSDL TRONG FILE appsettings.json</w:t>
-      </w:r>
-    </w:p>
-    <w:p>
-      <w:pPr>
-        <w:tabs>
-          <w:tab w:val="left" w:pos="9146"/>
-        </w:tabs>
-        <w:rPr>
-          <w:rFonts w:ascii="Courier New" w:hAnsi="Courier New" w:cs="Courier New"/>
-        </w:rPr>
-      </w:pPr>
-    </w:p>
-    <w:p>
-      <w:pPr>
-        <w:tabs>
-          <w:tab w:val="left" w:pos="9146"/>
-        </w:tabs>
-        <w:rPr>
-          <w:rFonts w:ascii="Courier New" w:hAnsi="Courier New" w:cs="Courier New"/>
-        </w:rPr>
-      </w:pPr>
-      <w:r>
-        <w:rPr>
-          <w:rFonts w:ascii="Courier New" w:hAnsi="Courier New" w:cs="Courier New"/>
-        </w:rPr>
-        <w:t>private string GetConnectionString()</w:t>
-      </w:r>
-    </w:p>
-    <w:p>
-      <w:pPr>
-        <w:tabs>
-          <w:tab w:val="left" w:pos="9146"/>
-        </w:tabs>
-        <w:rPr>
-          <w:rFonts w:ascii="Courier New" w:hAnsi="Courier New" w:cs="Courier New"/>
-        </w:rPr>
-      </w:pPr>
-      <w:r>
-        <w:rPr>
-          <w:rFonts w:ascii="Courier New" w:hAnsi="Courier New" w:cs="Courier New"/>
-        </w:rPr>
-        <w:t>{</w:t>
-      </w:r>
-    </w:p>
-    <w:p>
-      <w:pPr>
-        <w:tabs>
-          <w:tab w:val="left" w:pos="9146"/>
-        </w:tabs>
-        <w:rPr>
-          <w:rFonts w:ascii="Courier New" w:hAnsi="Courier New" w:cs="Courier New"/>
-        </w:rPr>
-      </w:pPr>
-      <w:r>
-        <w:rPr>
-          <w:rFonts w:ascii="Courier New" w:hAnsi="Courier New" w:cs="Courier New"/>
-        </w:rPr>
-        <w:t xml:space="preserve">    IConfiguration config = new ConfigurationBuilder()</w:t>
-      </w:r>
-    </w:p>
-    <w:p>
-      <w:pPr>
-        <w:tabs>
-          <w:tab w:val="left" w:pos="9146"/>
-        </w:tabs>
-        <w:rPr>
-          <w:rFonts w:ascii="Courier New" w:hAnsi="Courier New" w:cs="Courier New"/>
-        </w:rPr>
-      </w:pPr>
-      <w:r>
-        <w:rPr>
-          <w:rFonts w:ascii="Courier New" w:hAnsi="Courier New" w:cs="Courier New"/>
-        </w:rPr>
         <w:t xml:space="preserve">        .SetBasePath(Directory.GetCurrentDirectory())</w:t>
       </w:r>
     </w:p>
@@ -1769,219 +2068,6 @@
         <w:rPr>
           <w:rFonts w:ascii="Courier New" w:hAnsi="Courier New" w:cs="Courier New"/>
         </w:rPr>
-        <w:t xml:space="preserve">    return config.GetConnectionString("DefaultConnectionStringDB")</w:t>
-      </w:r>
-    </w:p>
-    <w:p>
-      <w:pPr>
-        <w:tabs>
-          <w:tab w:val="left" w:pos="9146"/>
-        </w:tabs>
-        <w:rPr>
-          <w:rFonts w:ascii="Courier New" w:hAnsi="Courier New" w:cs="Courier New"/>
-        </w:rPr>
-      </w:pPr>
-      <w:r>
-        <w:rPr>
-          <w:rFonts w:ascii="Courier New" w:hAnsi="Courier New" w:cs="Courier New"/>
-        </w:rPr>
-        <w:t xml:space="preserve">        ?? throw new InvalidOperationException(</w:t>
-      </w:r>
-    </w:p>
-    <w:p>
-      <w:pPr>
-        <w:tabs>
-          <w:tab w:val="left" w:pos="9146"/>
-        </w:tabs>
-        <w:rPr>
-          <w:rFonts w:ascii="Courier New" w:hAnsi="Courier New" w:cs="Courier New"/>
-        </w:rPr>
-      </w:pPr>
-      <w:r>
-        <w:rPr>
-          <w:rFonts w:ascii="Courier New" w:hAnsi="Courier New" w:cs="Courier New"/>
-        </w:rPr>
-        <w:t xml:space="preserve">            "Connection string DefaultConnectionStringDB not found."</w:t>
-      </w:r>
-    </w:p>
-    <w:p>
-      <w:pPr>
-        <w:tabs>
-          <w:tab w:val="left" w:pos="9146"/>
-        </w:tabs>
-        <w:rPr>
-          <w:rFonts w:ascii="Courier New" w:hAnsi="Courier New" w:cs="Courier New"/>
-        </w:rPr>
-      </w:pPr>
-      <w:r>
-        <w:rPr>
-          <w:rFonts w:ascii="Courier New" w:hAnsi="Courier New" w:cs="Courier New"/>
-        </w:rPr>
-        <w:t xml:space="preserve">        );</w:t>
-      </w:r>
-    </w:p>
-    <w:p>
-      <w:pPr>
-        <w:tabs>
-          <w:tab w:val="left" w:pos="9146"/>
-        </w:tabs>
-        <w:rPr>
-          <w:rFonts w:ascii="Courier New" w:hAnsi="Courier New" w:cs="Courier New"/>
-        </w:rPr>
-      </w:pPr>
-      <w:r>
-        <w:rPr>
-          <w:rFonts w:ascii="Courier New" w:hAnsi="Courier New" w:cs="Courier New"/>
-        </w:rPr>
-        <w:t>}</w:t>
-      </w:r>
-    </w:p>
-    <w:p>
-      <w:pPr>
-        <w:tabs>
-          <w:tab w:val="left" w:pos="9146"/>
-        </w:tabs>
-        <w:rPr>
-          <w:rFonts w:ascii="Courier New" w:hAnsi="Courier New" w:cs="Courier New"/>
-        </w:rPr>
-      </w:pPr>
-    </w:p>
-    <w:p>
-      <w:pPr>
-        <w:tabs>
-          <w:tab w:val="left" w:pos="9146"/>
-        </w:tabs>
-        <w:rPr>
-          <w:rFonts w:ascii="Courier New" w:hAnsi="Courier New" w:cs="Courier New"/>
-        </w:rPr>
-      </w:pPr>
-      <w:r>
-        <w:rPr>
-          <w:rFonts w:ascii="Courier New" w:hAnsi="Courier New" w:cs="Courier New"/>
-        </w:rPr>
-        <w:t>----------------------------------------------------------------</w:t>
-      </w:r>
-    </w:p>
-    <w:p>
-      <w:pPr>
-        <w:tabs>
-          <w:tab w:val="left" w:pos="9146"/>
-        </w:tabs>
-        <w:rPr>
-          <w:rFonts w:ascii="Courier New" w:hAnsi="Courier New" w:cs="Courier New"/>
-        </w:rPr>
-      </w:pPr>
-      <w:r>
-        <w:rPr>
-          <w:rFonts w:ascii="Courier New" w:hAnsi="Courier New" w:cs="Courier New"/>
-        </w:rPr>
-        <w:t>private string GetConnectionString()</w:t>
-      </w:r>
-    </w:p>
-    <w:p>
-      <w:pPr>
-        <w:tabs>
-          <w:tab w:val="left" w:pos="9146"/>
-        </w:tabs>
-        <w:rPr>
-          <w:rFonts w:ascii="Courier New" w:hAnsi="Courier New" w:cs="Courier New"/>
-        </w:rPr>
-      </w:pPr>
-      <w:r>
-        <w:rPr>
-          <w:rFonts w:ascii="Courier New" w:hAnsi="Courier New" w:cs="Courier New"/>
-        </w:rPr>
-        <w:t>{</w:t>
-      </w:r>
-    </w:p>
-    <w:p>
-      <w:pPr>
-        <w:tabs>
-          <w:tab w:val="left" w:pos="9146"/>
-        </w:tabs>
-        <w:rPr>
-          <w:rFonts w:ascii="Courier New" w:hAnsi="Courier New" w:cs="Courier New"/>
-        </w:rPr>
-      </w:pPr>
-      <w:r>
-        <w:rPr>
-          <w:rFonts w:ascii="Courier New" w:hAnsi="Courier New" w:cs="Courier New"/>
-        </w:rPr>
-        <w:t xml:space="preserve">    IConfiguration config = new ConfigurationBuilder()</w:t>
-      </w:r>
-    </w:p>
-    <w:p>
-      <w:pPr>
-        <w:tabs>
-          <w:tab w:val="left" w:pos="9146"/>
-        </w:tabs>
-        <w:rPr>
-          <w:rFonts w:ascii="Courier New" w:hAnsi="Courier New" w:cs="Courier New"/>
-        </w:rPr>
-      </w:pPr>
-      <w:r>
-        <w:rPr>
-          <w:rFonts w:ascii="Courier New" w:hAnsi="Courier New" w:cs="Courier New"/>
-        </w:rPr>
-        <w:t xml:space="preserve">        .SetBasePath(Directory.GetCurrentDirectory())</w:t>
-      </w:r>
-    </w:p>
-    <w:p>
-      <w:pPr>
-        <w:tabs>
-          <w:tab w:val="left" w:pos="9146"/>
-        </w:tabs>
-        <w:rPr>
-          <w:rFonts w:ascii="Courier New" w:hAnsi="Courier New" w:cs="Courier New"/>
-        </w:rPr>
-      </w:pPr>
-      <w:r>
-        <w:rPr>
-          <w:rFonts w:ascii="Courier New" w:hAnsi="Courier New" w:cs="Courier New"/>
-        </w:rPr>
-        <w:t xml:space="preserve">        .AddJsonFile("appsettings.json", true, true)</w:t>
-      </w:r>
-    </w:p>
-    <w:p>
-      <w:pPr>
-        <w:tabs>
-          <w:tab w:val="left" w:pos="9146"/>
-        </w:tabs>
-        <w:rPr>
-          <w:rFonts w:ascii="Courier New" w:hAnsi="Courier New" w:cs="Courier New"/>
-        </w:rPr>
-      </w:pPr>
-      <w:r>
-        <w:rPr>
-          <w:rFonts w:ascii="Courier New" w:hAnsi="Courier New" w:cs="Courier New"/>
-        </w:rPr>
-        <w:t xml:space="preserve">        .Build();</w:t>
-      </w:r>
-    </w:p>
-    <w:p>
-      <w:pPr>
-        <w:tabs>
-          <w:tab w:val="left" w:pos="9146"/>
-        </w:tabs>
-        <w:rPr>
-          <w:rFonts w:ascii="Courier New" w:hAnsi="Courier New" w:cs="Courier New"/>
-        </w:rPr>
-      </w:pPr>
-    </w:p>
-    <w:p>
-      <w:pPr>
-        <w:tabs>
-          <w:tab w:val="left" w:pos="9146"/>
-        </w:tabs>
-        <w:rPr>
-          <w:rFonts w:ascii="Courier New" w:hAnsi="Courier New" w:cs="Courier New"/>
-        </w:rPr>
-      </w:pPr>
-      <w:r>
-        <w:rPr>
-          <w:rFonts w:ascii="Courier New" w:hAnsi="Courier New" w:cs="Courier New"/>
-        </w:rPr>
-        <w:lastRenderedPageBreak/>
         <w:t xml:space="preserve">    return config["ConnectionStrings:DefaultConnectionStringDB"]</w:t>
       </w:r>
     </w:p>
